--- a/Alex's_Waiting_For_Approval_TaskC_Report 1.docx
+++ b/Alex's_Waiting_For_Approval_TaskC_Report 1.docx
@@ -2825,7 +2825,7 @@
     </w:p>
     <w:tbl>
       <w:tblPr>
-        <w:tblW w:w="9360" w:type="dxa"/>
+        <w:tblW w:w="9954" w:type="dxa"/>
         <w:tblBorders>
           <w:top w:val="single" w:color="auto" w:sz="4" w:space="0"/>
           <w:left w:val="single" w:color="auto" w:sz="4" w:space="0"/>
@@ -2838,10 +2838,10 @@
       </w:tblPr>
       <w:tblGrid>
         <w:gridCol w:w="2340"/>
-        <w:gridCol w:w="1404"/>
-        <w:gridCol w:w="1404"/>
-        <w:gridCol w:w="1404"/>
-        <w:gridCol w:w="2808"/>
+        <w:gridCol w:w="1485"/>
+        <w:gridCol w:w="2019"/>
+        <w:gridCol w:w="1230"/>
+        <w:gridCol w:w="2880"/>
       </w:tblGrid>
       <w:tr xmlns:wp14="http://schemas.microsoft.com/office/word/2010/wordml" wp14:textId="77777777">
         <w:trPr>
@@ -2849,7 +2849,9 @@
         </w:trPr>
         <w:tc>
           <w:tcPr>
-            <w:shd w:val="clear" w:color="auto" w:fill="2e75b6"/>
+            <w:cnfStyle w:val="001000000100" w:firstRow="0" w:lastRow="0" w:firstColumn="1" w:lastColumn="0" w:oddVBand="0" w:evenVBand="0" w:oddHBand="0" w:evenHBand="0" w:firstRowFirstColumn="1" w:firstRowLastColumn="0" w:lastRowFirstColumn="0" w:lastRowLastColumn="0"/>
+            <w:tcW w:w="2340" w:type="dxa"/>
+            <w:shd w:val="clear" w:color="auto" w:fill="2E75B6"/>
             <w:tcBorders>
               <w:top w:val="single" w:color="2e75b6" w:sz="4" w:space="0"/>
               <w:left w:val="single" w:color="2e75b6" w:sz="4" w:space="0"/>
@@ -2888,7 +2890,9 @@
         </w:tc>
         <w:tc>
           <w:tcPr>
-            <w:shd w:val="clear" w:color="auto" w:fill="2e75b6"/>
+            <w:cnfStyle w:val="000000000000" w:firstRow="0" w:lastRow="0" w:firstColumn="0" w:lastColumn="0" w:oddVBand="0" w:evenVBand="0" w:oddHBand="0" w:evenHBand="0" w:firstRowFirstColumn="0" w:firstRowLastColumn="0" w:lastRowFirstColumn="0" w:lastRowLastColumn="0"/>
+            <w:tcW w:w="1485" w:type="dxa"/>
+            <w:shd w:val="clear" w:color="auto" w:fill="2E75B6"/>
             <w:tcBorders>
               <w:top w:val="single" w:color="2e75b6" w:sz="4" w:space="0"/>
               <w:left w:val="single" w:color="2e75b6" w:sz="4" w:space="0"/>
@@ -2927,7 +2931,9 @@
         </w:tc>
         <w:tc>
           <w:tcPr>
-            <w:shd w:val="clear" w:color="auto" w:fill="2e75b6"/>
+            <w:cnfStyle w:val="000000000000" w:firstRow="0" w:lastRow="0" w:firstColumn="0" w:lastColumn="0" w:oddVBand="0" w:evenVBand="0" w:oddHBand="0" w:evenHBand="0" w:firstRowFirstColumn="0" w:firstRowLastColumn="0" w:lastRowFirstColumn="0" w:lastRowLastColumn="0"/>
+            <w:tcW w:w="2019" w:type="dxa"/>
+            <w:shd w:val="clear" w:color="auto" w:fill="2E75B6"/>
             <w:tcBorders>
               <w:top w:val="single" w:color="2e75b6" w:sz="4" w:space="0"/>
               <w:left w:val="single" w:color="2e75b6" w:sz="4" w:space="0"/>
@@ -2966,7 +2972,9 @@
         </w:tc>
         <w:tc>
           <w:tcPr>
-            <w:shd w:val="clear" w:color="auto" w:fill="2e75b6"/>
+            <w:cnfStyle w:val="000000000000" w:firstRow="0" w:lastRow="0" w:firstColumn="0" w:lastColumn="0" w:oddVBand="0" w:evenVBand="0" w:oddHBand="0" w:evenHBand="0" w:firstRowFirstColumn="0" w:firstRowLastColumn="0" w:lastRowFirstColumn="0" w:lastRowLastColumn="0"/>
+            <w:tcW w:w="1230" w:type="dxa"/>
+            <w:shd w:val="clear" w:color="auto" w:fill="2E75B6"/>
             <w:tcBorders>
               <w:top w:val="single" w:color="2e75b6" w:sz="4" w:space="0"/>
               <w:left w:val="single" w:color="2e75b6" w:sz="4" w:space="0"/>
@@ -3005,7 +3013,9 @@
         </w:tc>
         <w:tc>
           <w:tcPr>
-            <w:shd w:val="clear" w:color="auto" w:fill="2e75b6"/>
+            <w:cnfStyle w:val="000000000000" w:firstRow="0" w:lastRow="0" w:firstColumn="0" w:lastColumn="0" w:oddVBand="0" w:evenVBand="0" w:oddHBand="0" w:evenHBand="0" w:firstRowFirstColumn="0" w:firstRowLastColumn="0" w:lastRowFirstColumn="0" w:lastRowLastColumn="0"/>
+            <w:tcW w:w="2880" w:type="dxa"/>
+            <w:shd w:val="clear" w:color="auto" w:fill="2E75B6"/>
             <w:tcBorders>
               <w:top w:val="single" w:color="2e75b6" w:sz="4" w:space="0"/>
               <w:left w:val="single" w:color="2e75b6" w:sz="4" w:space="0"/>
@@ -3047,7 +3057,9 @@
         <w:trPr/>
         <w:tc>
           <w:tcPr>
-            <w:shd w:val="clear" w:color="auto" w:fill="ffffff"/>
+            <w:cnfStyle w:val="001000000000" w:firstRow="0" w:lastRow="0" w:firstColumn="1" w:lastColumn="0" w:oddVBand="0" w:evenVBand="0" w:oddHBand="0" w:evenHBand="0" w:firstRowFirstColumn="0" w:firstRowLastColumn="0" w:lastRowFirstColumn="0" w:lastRowLastColumn="0"/>
+            <w:tcW w:w="2340" w:type="dxa"/>
+            <w:shd w:val="clear" w:color="auto" w:fill="FFFFFF" w:themeFill="background1"/>
             <w:tcBorders>
               <w:top w:val="single" w:color="cccccc" w:sz="4" w:space="0"/>
               <w:left w:val="single" w:color="cccccc" w:sz="4" w:space="0"/>
@@ -3084,7 +3096,9 @@
         </w:tc>
         <w:tc>
           <w:tcPr>
-            <w:shd w:val="clear" w:color="auto" w:fill="ffffff"/>
+            <w:cnfStyle w:val="000000000000" w:firstRow="0" w:lastRow="0" w:firstColumn="0" w:lastColumn="0" w:oddVBand="0" w:evenVBand="0" w:oddHBand="0" w:evenHBand="0" w:firstRowFirstColumn="0" w:firstRowLastColumn="0" w:lastRowFirstColumn="0" w:lastRowLastColumn="0"/>
+            <w:tcW w:w="1485" w:type="dxa"/>
+            <w:shd w:val="clear" w:color="auto" w:fill="FFFFFF" w:themeFill="background1"/>
             <w:tcBorders>
               <w:top w:val="single" w:color="cccccc" w:sz="4" w:space="0"/>
               <w:left w:val="single" w:color="cccccc" w:sz="4" w:space="0"/>
@@ -3121,7 +3135,9 @@
         </w:tc>
         <w:tc>
           <w:tcPr>
-            <w:shd w:val="clear" w:color="auto" w:fill="ffffff"/>
+            <w:cnfStyle w:val="000000000000" w:firstRow="0" w:lastRow="0" w:firstColumn="0" w:lastColumn="0" w:oddVBand="0" w:evenVBand="0" w:oddHBand="0" w:evenHBand="0" w:firstRowFirstColumn="0" w:firstRowLastColumn="0" w:lastRowFirstColumn="0" w:lastRowLastColumn="0"/>
+            <w:tcW w:w="2019" w:type="dxa"/>
+            <w:shd w:val="clear" w:color="auto" w:fill="FFFFFF" w:themeFill="background1"/>
             <w:tcBorders>
               <w:top w:val="single" w:color="cccccc" w:sz="4" w:space="0"/>
               <w:left w:val="single" w:color="cccccc" w:sz="4" w:space="0"/>
@@ -3158,7 +3174,9 @@
         </w:tc>
         <w:tc>
           <w:tcPr>
-            <w:shd w:val="clear" w:color="auto" w:fill="ffffff"/>
+            <w:cnfStyle w:val="000000000000" w:firstRow="0" w:lastRow="0" w:firstColumn="0" w:lastColumn="0" w:oddVBand="0" w:evenVBand="0" w:oddHBand="0" w:evenHBand="0" w:firstRowFirstColumn="0" w:firstRowLastColumn="0" w:lastRowFirstColumn="0" w:lastRowLastColumn="0"/>
+            <w:tcW w:w="1230" w:type="dxa"/>
+            <w:shd w:val="clear" w:color="auto" w:fill="FFFFFF" w:themeFill="background1"/>
             <w:tcBorders>
               <w:top w:val="single" w:color="cccccc" w:sz="4" w:space="0"/>
               <w:left w:val="single" w:color="cccccc" w:sz="4" w:space="0"/>
@@ -3195,7 +3213,9 @@
         </w:tc>
         <w:tc>
           <w:tcPr>
-            <w:shd w:val="clear" w:color="auto" w:fill="ffffff"/>
+            <w:cnfStyle w:val="000000000000" w:firstRow="0" w:lastRow="0" w:firstColumn="0" w:lastColumn="0" w:oddVBand="0" w:evenVBand="0" w:oddHBand="0" w:evenHBand="0" w:firstRowFirstColumn="0" w:firstRowLastColumn="0" w:lastRowFirstColumn="0" w:lastRowLastColumn="0"/>
+            <w:tcW w:w="2880" w:type="dxa"/>
+            <w:shd w:val="clear" w:color="auto" w:fill="FFFFFF" w:themeFill="background1"/>
             <w:tcBorders>
               <w:top w:val="single" w:color="cccccc" w:sz="4" w:space="0"/>
               <w:left w:val="single" w:color="cccccc" w:sz="4" w:space="0"/>
@@ -3381,7 +3401,7 @@
     </w:p>
     <w:tbl>
       <w:tblPr>
-        <w:tblW w:w="9360" w:type="dxa"/>
+        <w:tblW w:w="10170" w:type="dxa"/>
         <w:tblBorders>
           <w:top w:val="single" w:color="auto" w:sz="4" w:space="0"/>
           <w:left w:val="single" w:color="auto" w:sz="4" w:space="0"/>
@@ -3396,8 +3416,8 @@
         <w:gridCol w:w="2340"/>
         <w:gridCol w:w="2340"/>
         <w:gridCol w:w="2340"/>
-        <w:gridCol w:w="1620"/>
-        <w:gridCol w:w="720"/>
+        <w:gridCol w:w="1740"/>
+        <w:gridCol w:w="1410"/>
       </w:tblGrid>
       <w:tr xmlns:wp14="http://schemas.microsoft.com/office/word/2010/wordml" wp14:textId="77777777">
         <w:trPr>
@@ -3405,7 +3425,9 @@
         </w:trPr>
         <w:tc>
           <w:tcPr>
-            <w:shd w:val="clear" w:color="auto" w:fill="2e75b6"/>
+            <w:cnfStyle w:val="001000000100" w:firstRow="0" w:lastRow="0" w:firstColumn="1" w:lastColumn="0" w:oddVBand="0" w:evenVBand="0" w:oddHBand="0" w:evenHBand="0" w:firstRowFirstColumn="1" w:firstRowLastColumn="0" w:lastRowFirstColumn="0" w:lastRowLastColumn="0"/>
+            <w:tcW w:w="2340" w:type="dxa"/>
+            <w:shd w:val="clear" w:color="auto" w:fill="2E75B6"/>
             <w:tcBorders>
               <w:top w:val="single" w:color="2e75b6" w:sz="4" w:space="0"/>
               <w:left w:val="single" w:color="2e75b6" w:sz="4" w:space="0"/>
@@ -3444,7 +3466,9 @@
         </w:tc>
         <w:tc>
           <w:tcPr>
-            <w:shd w:val="clear" w:color="auto" w:fill="2e75b6"/>
+            <w:cnfStyle w:val="000000000000" w:firstRow="0" w:lastRow="0" w:firstColumn="0" w:lastColumn="0" w:oddVBand="0" w:evenVBand="0" w:oddHBand="0" w:evenHBand="0" w:firstRowFirstColumn="0" w:firstRowLastColumn="0" w:lastRowFirstColumn="0" w:lastRowLastColumn="0"/>
+            <w:tcW w:w="2340" w:type="dxa"/>
+            <w:shd w:val="clear" w:color="auto" w:fill="2E75B6"/>
             <w:tcBorders>
               <w:top w:val="single" w:color="2e75b6" w:sz="4" w:space="0"/>
               <w:left w:val="single" w:color="2e75b6" w:sz="4" w:space="0"/>
@@ -3483,7 +3507,9 @@
         </w:tc>
         <w:tc>
           <w:tcPr>
-            <w:shd w:val="clear" w:color="auto" w:fill="2e75b6"/>
+            <w:cnfStyle w:val="000000000000" w:firstRow="0" w:lastRow="0" w:firstColumn="0" w:lastColumn="0" w:oddVBand="0" w:evenVBand="0" w:oddHBand="0" w:evenHBand="0" w:firstRowFirstColumn="0" w:firstRowLastColumn="0" w:lastRowFirstColumn="0" w:lastRowLastColumn="0"/>
+            <w:tcW w:w="2340" w:type="dxa"/>
+            <w:shd w:val="clear" w:color="auto" w:fill="2E75B6"/>
             <w:tcBorders>
               <w:top w:val="single" w:color="2e75b6" w:sz="4" w:space="0"/>
               <w:left w:val="single" w:color="2e75b6" w:sz="4" w:space="0"/>
@@ -3522,7 +3548,9 @@
         </w:tc>
         <w:tc>
           <w:tcPr>
-            <w:shd w:val="clear" w:color="auto" w:fill="2e75b6"/>
+            <w:cnfStyle w:val="000000000000" w:firstRow="0" w:lastRow="0" w:firstColumn="0" w:lastColumn="0" w:oddVBand="0" w:evenVBand="0" w:oddHBand="0" w:evenHBand="0" w:firstRowFirstColumn="0" w:firstRowLastColumn="0" w:lastRowFirstColumn="0" w:lastRowLastColumn="0"/>
+            <w:tcW w:w="1740" w:type="dxa"/>
+            <w:shd w:val="clear" w:color="auto" w:fill="2E75B6"/>
             <w:tcBorders>
               <w:top w:val="single" w:color="2e75b6" w:sz="4" w:space="0"/>
               <w:left w:val="single" w:color="2e75b6" w:sz="4" w:space="0"/>
@@ -3561,7 +3589,9 @@
         </w:tc>
         <w:tc>
           <w:tcPr>
-            <w:shd w:val="clear" w:color="auto" w:fill="2e75b6"/>
+            <w:cnfStyle w:val="000000000000" w:firstRow="0" w:lastRow="0" w:firstColumn="0" w:lastColumn="0" w:oddVBand="0" w:evenVBand="0" w:oddHBand="0" w:evenHBand="0" w:firstRowFirstColumn="0" w:firstRowLastColumn="0" w:lastRowFirstColumn="0" w:lastRowLastColumn="0"/>
+            <w:tcW w:w="1410" w:type="dxa"/>
+            <w:shd w:val="clear" w:color="auto" w:fill="2E75B6"/>
             <w:tcBorders>
               <w:top w:val="single" w:color="2e75b6" w:sz="4" w:space="0"/>
               <w:left w:val="single" w:color="2e75b6" w:sz="4" w:space="0"/>
@@ -3603,7 +3633,9 @@
         <w:trPr/>
         <w:tc>
           <w:tcPr>
-            <w:shd w:val="clear" w:color="auto" w:fill="ffffff"/>
+            <w:cnfStyle w:val="001000000000" w:firstRow="0" w:lastRow="0" w:firstColumn="1" w:lastColumn="0" w:oddVBand="0" w:evenVBand="0" w:oddHBand="0" w:evenHBand="0" w:firstRowFirstColumn="0" w:firstRowLastColumn="0" w:lastRowFirstColumn="0" w:lastRowLastColumn="0"/>
+            <w:tcW w:w="2340" w:type="dxa"/>
+            <w:shd w:val="clear" w:color="auto" w:fill="FFFFFF" w:themeFill="background1"/>
             <w:tcBorders>
               <w:top w:val="single" w:color="cccccc" w:sz="4" w:space="0"/>
               <w:left w:val="single" w:color="cccccc" w:sz="4" w:space="0"/>
@@ -3640,7 +3672,9 @@
         </w:tc>
         <w:tc>
           <w:tcPr>
-            <w:shd w:val="clear" w:color="auto" w:fill="ffffff"/>
+            <w:cnfStyle w:val="000000000000" w:firstRow="0" w:lastRow="0" w:firstColumn="0" w:lastColumn="0" w:oddVBand="0" w:evenVBand="0" w:oddHBand="0" w:evenHBand="0" w:firstRowFirstColumn="0" w:firstRowLastColumn="0" w:lastRowFirstColumn="0" w:lastRowLastColumn="0"/>
+            <w:tcW w:w="2340" w:type="dxa"/>
+            <w:shd w:val="clear" w:color="auto" w:fill="FFFFFF" w:themeFill="background1"/>
             <w:tcBorders>
               <w:top w:val="single" w:color="cccccc" w:sz="4" w:space="0"/>
               <w:left w:val="single" w:color="cccccc" w:sz="4" w:space="0"/>
@@ -3677,7 +3711,9 @@
         </w:tc>
         <w:tc>
           <w:tcPr>
-            <w:shd w:val="clear" w:color="auto" w:fill="ffffff"/>
+            <w:cnfStyle w:val="000000000000" w:firstRow="0" w:lastRow="0" w:firstColumn="0" w:lastColumn="0" w:oddVBand="0" w:evenVBand="0" w:oddHBand="0" w:evenHBand="0" w:firstRowFirstColumn="0" w:firstRowLastColumn="0" w:lastRowFirstColumn="0" w:lastRowLastColumn="0"/>
+            <w:tcW w:w="2340" w:type="dxa"/>
+            <w:shd w:val="clear" w:color="auto" w:fill="FFFFFF" w:themeFill="background1"/>
             <w:tcBorders>
               <w:top w:val="single" w:color="cccccc" w:sz="4" w:space="0"/>
               <w:left w:val="single" w:color="cccccc" w:sz="4" w:space="0"/>
@@ -3714,7 +3750,9 @@
         </w:tc>
         <w:tc>
           <w:tcPr>
-            <w:shd w:val="clear" w:color="auto" w:fill="ffffff"/>
+            <w:cnfStyle w:val="000000000000" w:firstRow="0" w:lastRow="0" w:firstColumn="0" w:lastColumn="0" w:oddVBand="0" w:evenVBand="0" w:oddHBand="0" w:evenHBand="0" w:firstRowFirstColumn="0" w:firstRowLastColumn="0" w:lastRowFirstColumn="0" w:lastRowLastColumn="0"/>
+            <w:tcW w:w="1740" w:type="dxa"/>
+            <w:shd w:val="clear" w:color="auto" w:fill="FFFFFF" w:themeFill="background1"/>
             <w:tcBorders>
               <w:top w:val="single" w:color="cccccc" w:sz="4" w:space="0"/>
               <w:left w:val="single" w:color="cccccc" w:sz="4" w:space="0"/>
@@ -3751,7 +3789,9 @@
         </w:tc>
         <w:tc>
           <w:tcPr>
-            <w:shd w:val="clear" w:color="auto" w:fill="ffffff"/>
+            <w:cnfStyle w:val="000000000000" w:firstRow="0" w:lastRow="0" w:firstColumn="0" w:lastColumn="0" w:oddVBand="0" w:evenVBand="0" w:oddHBand="0" w:evenHBand="0" w:firstRowFirstColumn="0" w:firstRowLastColumn="0" w:lastRowFirstColumn="0" w:lastRowLastColumn="0"/>
+            <w:tcW w:w="1410" w:type="dxa"/>
+            <w:shd w:val="clear" w:color="auto" w:fill="FFFFFF" w:themeFill="background1"/>
             <w:tcBorders>
               <w:top w:val="single" w:color="cccccc" w:sz="4" w:space="0"/>
               <w:left w:val="single" w:color="cccccc" w:sz="4" w:space="0"/>
@@ -3791,7 +3831,9 @@
         <w:trPr/>
         <w:tc>
           <w:tcPr>
-            <w:shd w:val="clear" w:color="auto" w:fill="d6e4f0"/>
+            <w:cnfStyle w:val="001000000000" w:firstRow="0" w:lastRow="0" w:firstColumn="1" w:lastColumn="0" w:oddVBand="0" w:evenVBand="0" w:oddHBand="0" w:evenHBand="0" w:firstRowFirstColumn="0" w:firstRowLastColumn="0" w:lastRowFirstColumn="0" w:lastRowLastColumn="0"/>
+            <w:tcW w:w="2340" w:type="dxa"/>
+            <w:shd w:val="clear" w:color="auto" w:fill="D6E4F0"/>
             <w:tcBorders>
               <w:top w:val="single" w:color="cccccc" w:sz="4" w:space="0"/>
               <w:left w:val="single" w:color="cccccc" w:sz="4" w:space="0"/>
@@ -3828,7 +3870,9 @@
         </w:tc>
         <w:tc>
           <w:tcPr>
-            <w:shd w:val="clear" w:color="auto" w:fill="d6e4f0"/>
+            <w:cnfStyle w:val="000000000000" w:firstRow="0" w:lastRow="0" w:firstColumn="0" w:lastColumn="0" w:oddVBand="0" w:evenVBand="0" w:oddHBand="0" w:evenHBand="0" w:firstRowFirstColumn="0" w:firstRowLastColumn="0" w:lastRowFirstColumn="0" w:lastRowLastColumn="0"/>
+            <w:tcW w:w="2340" w:type="dxa"/>
+            <w:shd w:val="clear" w:color="auto" w:fill="D6E4F0"/>
             <w:tcBorders>
               <w:top w:val="single" w:color="cccccc" w:sz="4" w:space="0"/>
               <w:left w:val="single" w:color="cccccc" w:sz="4" w:space="0"/>
@@ -3865,7 +3909,9 @@
         </w:tc>
         <w:tc>
           <w:tcPr>
-            <w:shd w:val="clear" w:color="auto" w:fill="d6e4f0"/>
+            <w:cnfStyle w:val="000000000000" w:firstRow="0" w:lastRow="0" w:firstColumn="0" w:lastColumn="0" w:oddVBand="0" w:evenVBand="0" w:oddHBand="0" w:evenHBand="0" w:firstRowFirstColumn="0" w:firstRowLastColumn="0" w:lastRowFirstColumn="0" w:lastRowLastColumn="0"/>
+            <w:tcW w:w="2340" w:type="dxa"/>
+            <w:shd w:val="clear" w:color="auto" w:fill="D6E4F0"/>
             <w:tcBorders>
               <w:top w:val="single" w:color="cccccc" w:sz="4" w:space="0"/>
               <w:left w:val="single" w:color="cccccc" w:sz="4" w:space="0"/>
@@ -3902,7 +3948,9 @@
         </w:tc>
         <w:tc>
           <w:tcPr>
-            <w:shd w:val="clear" w:color="auto" w:fill="d6e4f0"/>
+            <w:cnfStyle w:val="000000000000" w:firstRow="0" w:lastRow="0" w:firstColumn="0" w:lastColumn="0" w:oddVBand="0" w:evenVBand="0" w:oddHBand="0" w:evenHBand="0" w:firstRowFirstColumn="0" w:firstRowLastColumn="0" w:lastRowFirstColumn="0" w:lastRowLastColumn="0"/>
+            <w:tcW w:w="1740" w:type="dxa"/>
+            <w:shd w:val="clear" w:color="auto" w:fill="D6E4F0"/>
             <w:tcBorders>
               <w:top w:val="single" w:color="cccccc" w:sz="4" w:space="0"/>
               <w:left w:val="single" w:color="cccccc" w:sz="4" w:space="0"/>
@@ -3939,7 +3987,9 @@
         </w:tc>
         <w:tc>
           <w:tcPr>
-            <w:shd w:val="clear" w:color="auto" w:fill="d6e4f0"/>
+            <w:cnfStyle w:val="000000000000" w:firstRow="0" w:lastRow="0" w:firstColumn="0" w:lastColumn="0" w:oddVBand="0" w:evenVBand="0" w:oddHBand="0" w:evenHBand="0" w:firstRowFirstColumn="0" w:firstRowLastColumn="0" w:lastRowFirstColumn="0" w:lastRowLastColumn="0"/>
+            <w:tcW w:w="1410" w:type="dxa"/>
+            <w:shd w:val="clear" w:color="auto" w:fill="D6E4F0"/>
             <w:tcBorders>
               <w:top w:val="single" w:color="cccccc" w:sz="4" w:space="0"/>
               <w:left w:val="single" w:color="cccccc" w:sz="4" w:space="0"/>
@@ -3979,7 +4029,9 @@
         <w:trPr/>
         <w:tc>
           <w:tcPr>
-            <w:shd w:val="clear" w:color="auto" w:fill="ffffff"/>
+            <w:cnfStyle w:val="001000000000" w:firstRow="0" w:lastRow="0" w:firstColumn="1" w:lastColumn="0" w:oddVBand="0" w:evenVBand="0" w:oddHBand="0" w:evenHBand="0" w:firstRowFirstColumn="0" w:firstRowLastColumn="0" w:lastRowFirstColumn="0" w:lastRowLastColumn="0"/>
+            <w:tcW w:w="2340" w:type="dxa"/>
+            <w:shd w:val="clear" w:color="auto" w:fill="FFFFFF" w:themeFill="background1"/>
             <w:tcBorders>
               <w:top w:val="single" w:color="cccccc" w:sz="4" w:space="0"/>
               <w:left w:val="single" w:color="cccccc" w:sz="4" w:space="0"/>
@@ -4016,7 +4068,9 @@
         </w:tc>
         <w:tc>
           <w:tcPr>
-            <w:shd w:val="clear" w:color="auto" w:fill="ffffff"/>
+            <w:cnfStyle w:val="000000000000" w:firstRow="0" w:lastRow="0" w:firstColumn="0" w:lastColumn="0" w:oddVBand="0" w:evenVBand="0" w:oddHBand="0" w:evenHBand="0" w:firstRowFirstColumn="0" w:firstRowLastColumn="0" w:lastRowFirstColumn="0" w:lastRowLastColumn="0"/>
+            <w:tcW w:w="2340" w:type="dxa"/>
+            <w:shd w:val="clear" w:color="auto" w:fill="FFFFFF" w:themeFill="background1"/>
             <w:tcBorders>
               <w:top w:val="single" w:color="cccccc" w:sz="4" w:space="0"/>
               <w:left w:val="single" w:color="cccccc" w:sz="4" w:space="0"/>
@@ -4053,7 +4107,9 @@
         </w:tc>
         <w:tc>
           <w:tcPr>
-            <w:shd w:val="clear" w:color="auto" w:fill="ffffff"/>
+            <w:cnfStyle w:val="000000000000" w:firstRow="0" w:lastRow="0" w:firstColumn="0" w:lastColumn="0" w:oddVBand="0" w:evenVBand="0" w:oddHBand="0" w:evenHBand="0" w:firstRowFirstColumn="0" w:firstRowLastColumn="0" w:lastRowFirstColumn="0" w:lastRowLastColumn="0"/>
+            <w:tcW w:w="2340" w:type="dxa"/>
+            <w:shd w:val="clear" w:color="auto" w:fill="FFFFFF" w:themeFill="background1"/>
             <w:tcBorders>
               <w:top w:val="single" w:color="cccccc" w:sz="4" w:space="0"/>
               <w:left w:val="single" w:color="cccccc" w:sz="4" w:space="0"/>
@@ -4090,7 +4146,9 @@
         </w:tc>
         <w:tc>
           <w:tcPr>
-            <w:shd w:val="clear" w:color="auto" w:fill="ffffff"/>
+            <w:cnfStyle w:val="000000000000" w:firstRow="0" w:lastRow="0" w:firstColumn="0" w:lastColumn="0" w:oddVBand="0" w:evenVBand="0" w:oddHBand="0" w:evenHBand="0" w:firstRowFirstColumn="0" w:firstRowLastColumn="0" w:lastRowFirstColumn="0" w:lastRowLastColumn="0"/>
+            <w:tcW w:w="1740" w:type="dxa"/>
+            <w:shd w:val="clear" w:color="auto" w:fill="FFFFFF" w:themeFill="background1"/>
             <w:tcBorders>
               <w:top w:val="single" w:color="cccccc" w:sz="4" w:space="0"/>
               <w:left w:val="single" w:color="cccccc" w:sz="4" w:space="0"/>
@@ -4127,7 +4185,9 @@
         </w:tc>
         <w:tc>
           <w:tcPr>
-            <w:shd w:val="clear" w:color="auto" w:fill="ffffff"/>
+            <w:cnfStyle w:val="000000000000" w:firstRow="0" w:lastRow="0" w:firstColumn="0" w:lastColumn="0" w:oddVBand="0" w:evenVBand="0" w:oddHBand="0" w:evenHBand="0" w:firstRowFirstColumn="0" w:firstRowLastColumn="0" w:lastRowFirstColumn="0" w:lastRowLastColumn="0"/>
+            <w:tcW w:w="1410" w:type="dxa"/>
+            <w:shd w:val="clear" w:color="auto" w:fill="FFFFFF" w:themeFill="background1"/>
             <w:tcBorders>
               <w:top w:val="single" w:color="cccccc" w:sz="4" w:space="0"/>
               <w:left w:val="single" w:color="cccccc" w:sz="4" w:space="0"/>
@@ -4167,7 +4227,9 @@
         <w:trPr/>
         <w:tc>
           <w:tcPr>
-            <w:shd w:val="clear" w:color="auto" w:fill="d6e4f0"/>
+            <w:cnfStyle w:val="001000000000" w:firstRow="0" w:lastRow="0" w:firstColumn="1" w:lastColumn="0" w:oddVBand="0" w:evenVBand="0" w:oddHBand="0" w:evenHBand="0" w:firstRowFirstColumn="0" w:firstRowLastColumn="0" w:lastRowFirstColumn="0" w:lastRowLastColumn="0"/>
+            <w:tcW w:w="2340" w:type="dxa"/>
+            <w:shd w:val="clear" w:color="auto" w:fill="D6E4F0"/>
             <w:tcBorders>
               <w:top w:val="single" w:color="cccccc" w:sz="4" w:space="0"/>
               <w:left w:val="single" w:color="cccccc" w:sz="4" w:space="0"/>
@@ -4204,7 +4266,9 @@
         </w:tc>
         <w:tc>
           <w:tcPr>
-            <w:shd w:val="clear" w:color="auto" w:fill="d6e4f0"/>
+            <w:cnfStyle w:val="000000000000" w:firstRow="0" w:lastRow="0" w:firstColumn="0" w:lastColumn="0" w:oddVBand="0" w:evenVBand="0" w:oddHBand="0" w:evenHBand="0" w:firstRowFirstColumn="0" w:firstRowLastColumn="0" w:lastRowFirstColumn="0" w:lastRowLastColumn="0"/>
+            <w:tcW w:w="2340" w:type="dxa"/>
+            <w:shd w:val="clear" w:color="auto" w:fill="D6E4F0"/>
             <w:tcBorders>
               <w:top w:val="single" w:color="cccccc" w:sz="4" w:space="0"/>
               <w:left w:val="single" w:color="cccccc" w:sz="4" w:space="0"/>
@@ -4241,7 +4305,9 @@
         </w:tc>
         <w:tc>
           <w:tcPr>
-            <w:shd w:val="clear" w:color="auto" w:fill="d6e4f0"/>
+            <w:cnfStyle w:val="000000000000" w:firstRow="0" w:lastRow="0" w:firstColumn="0" w:lastColumn="0" w:oddVBand="0" w:evenVBand="0" w:oddHBand="0" w:evenHBand="0" w:firstRowFirstColumn="0" w:firstRowLastColumn="0" w:lastRowFirstColumn="0" w:lastRowLastColumn="0"/>
+            <w:tcW w:w="2340" w:type="dxa"/>
+            <w:shd w:val="clear" w:color="auto" w:fill="D6E4F0"/>
             <w:tcBorders>
               <w:top w:val="single" w:color="cccccc" w:sz="4" w:space="0"/>
               <w:left w:val="single" w:color="cccccc" w:sz="4" w:space="0"/>
@@ -4278,7 +4344,9 @@
         </w:tc>
         <w:tc>
           <w:tcPr>
-            <w:shd w:val="clear" w:color="auto" w:fill="d6e4f0"/>
+            <w:cnfStyle w:val="000000000000" w:firstRow="0" w:lastRow="0" w:firstColumn="0" w:lastColumn="0" w:oddVBand="0" w:evenVBand="0" w:oddHBand="0" w:evenHBand="0" w:firstRowFirstColumn="0" w:firstRowLastColumn="0" w:lastRowFirstColumn="0" w:lastRowLastColumn="0"/>
+            <w:tcW w:w="1740" w:type="dxa"/>
+            <w:shd w:val="clear" w:color="auto" w:fill="D6E4F0"/>
             <w:tcBorders>
               <w:top w:val="single" w:color="cccccc" w:sz="4" w:space="0"/>
               <w:left w:val="single" w:color="cccccc" w:sz="4" w:space="0"/>
@@ -4315,7 +4383,9 @@
         </w:tc>
         <w:tc>
           <w:tcPr>
-            <w:shd w:val="clear" w:color="auto" w:fill="d6e4f0"/>
+            <w:cnfStyle w:val="000000000000" w:firstRow="0" w:lastRow="0" w:firstColumn="0" w:lastColumn="0" w:oddVBand="0" w:evenVBand="0" w:oddHBand="0" w:evenHBand="0" w:firstRowFirstColumn="0" w:firstRowLastColumn="0" w:lastRowFirstColumn="0" w:lastRowLastColumn="0"/>
+            <w:tcW w:w="1410" w:type="dxa"/>
+            <w:shd w:val="clear" w:color="auto" w:fill="D6E4F0"/>
             <w:tcBorders>
               <w:top w:val="single" w:color="cccccc" w:sz="4" w:space="0"/>
               <w:left w:val="single" w:color="cccccc" w:sz="4" w:space="0"/>
@@ -4495,7 +4565,7 @@
     </w:p>
     <w:tbl>
       <w:tblPr>
-        <w:tblW w:w="10080" w:type="dxa"/>
+        <w:tblW w:w="10245" w:type="dxa"/>
         <w:tblBorders>
           <w:top w:val="single" w:color="auto" w:sz="4" w:space="0"/>
           <w:left w:val="single" w:color="auto" w:sz="4" w:space="0"/>
@@ -4507,13 +4577,13 @@
         <w:tblLook w:val="04A0" w:firstRow="1" w:lastRow="0" w:firstColumn="1" w:lastColumn="0" w:noHBand="0" w:noVBand="1"/>
       </w:tblPr>
       <w:tblGrid>
-        <w:gridCol w:w="1200"/>
-        <w:gridCol w:w="1200"/>
-        <w:gridCol w:w="1200"/>
-        <w:gridCol w:w="720"/>
-        <w:gridCol w:w="1680"/>
+        <w:gridCol w:w="1395"/>
+        <w:gridCol w:w="1155"/>
+        <w:gridCol w:w="1140"/>
+        <w:gridCol w:w="750"/>
+        <w:gridCol w:w="1695"/>
         <w:gridCol w:w="2400"/>
-        <w:gridCol w:w="1680"/>
+        <w:gridCol w:w="1710"/>
       </w:tblGrid>
       <w:tr xmlns:wp14="http://schemas.microsoft.com/office/word/2010/wordml" wp14:textId="77777777">
         <w:trPr>
@@ -4522,7 +4592,7 @@
         <w:tc>
           <w:tcPr>
             <w:cnfStyle w:val="001000000100" w:firstRow="0" w:lastRow="0" w:firstColumn="1" w:lastColumn="0" w:oddVBand="0" w:evenVBand="0" w:oddHBand="0" w:evenHBand="0" w:firstRowFirstColumn="1" w:firstRowLastColumn="0" w:lastRowFirstColumn="0" w:lastRowLastColumn="0"/>
-            <w:tcW w:w="1200" w:type="dxa"/>
+            <w:tcW w:w="1395" w:type="dxa"/>
             <w:shd w:val="clear" w:color="auto" w:fill="2E75B6"/>
             <w:tcBorders>
               <w:top w:val="single" w:color="2e75b6" w:sz="4" w:space="0"/>
@@ -4563,7 +4633,7 @@
         <w:tc>
           <w:tcPr>
             <w:cnfStyle w:val="000000000000" w:firstRow="0" w:lastRow="0" w:firstColumn="0" w:lastColumn="0" w:oddVBand="0" w:evenVBand="0" w:oddHBand="0" w:evenHBand="0" w:firstRowFirstColumn="0" w:firstRowLastColumn="0" w:lastRowFirstColumn="0" w:lastRowLastColumn="0"/>
-            <w:tcW w:w="1200" w:type="dxa"/>
+            <w:tcW w:w="1155" w:type="dxa"/>
             <w:shd w:val="clear" w:color="auto" w:fill="2E75B6"/>
             <w:tcBorders>
               <w:top w:val="single" w:color="2e75b6" w:sz="4" w:space="0"/>
@@ -4604,7 +4674,7 @@
         <w:tc>
           <w:tcPr>
             <w:cnfStyle w:val="000000000000" w:firstRow="0" w:lastRow="0" w:firstColumn="0" w:lastColumn="0" w:oddVBand="0" w:evenVBand="0" w:oddHBand="0" w:evenHBand="0" w:firstRowFirstColumn="0" w:firstRowLastColumn="0" w:lastRowFirstColumn="0" w:lastRowLastColumn="0"/>
-            <w:tcW w:w="1200" w:type="dxa"/>
+            <w:tcW w:w="1140" w:type="dxa"/>
             <w:shd w:val="clear" w:color="auto" w:fill="2E75B6"/>
             <w:tcBorders>
               <w:top w:val="single" w:color="2e75b6" w:sz="4" w:space="0"/>
@@ -4645,7 +4715,7 @@
         <w:tc>
           <w:tcPr>
             <w:cnfStyle w:val="000000000000" w:firstRow="0" w:lastRow="0" w:firstColumn="0" w:lastColumn="0" w:oddVBand="0" w:evenVBand="0" w:oddHBand="0" w:evenHBand="0" w:firstRowFirstColumn="0" w:firstRowLastColumn="0" w:lastRowFirstColumn="0" w:lastRowLastColumn="0"/>
-            <w:tcW w:w="720" w:type="dxa"/>
+            <w:tcW w:w="750" w:type="dxa"/>
             <w:shd w:val="clear" w:color="auto" w:fill="2E75B6"/>
             <w:tcBorders>
               <w:top w:val="single" w:color="2e75b6" w:sz="4" w:space="0"/>
@@ -4686,7 +4756,7 @@
         <w:tc>
           <w:tcPr>
             <w:cnfStyle w:val="000000000000" w:firstRow="0" w:lastRow="0" w:firstColumn="0" w:lastColumn="0" w:oddVBand="0" w:evenVBand="0" w:oddHBand="0" w:evenHBand="0" w:firstRowFirstColumn="0" w:firstRowLastColumn="0" w:lastRowFirstColumn="0" w:lastRowLastColumn="0"/>
-            <w:tcW w:w="1680" w:type="dxa"/>
+            <w:tcW w:w="1695" w:type="dxa"/>
             <w:shd w:val="clear" w:color="auto" w:fill="2E75B6"/>
             <w:tcBorders>
               <w:top w:val="single" w:color="2e75b6" w:sz="4" w:space="0"/>
@@ -4768,7 +4838,7 @@
         <w:tc>
           <w:tcPr>
             <w:cnfStyle w:val="000000000000" w:firstRow="0" w:lastRow="0" w:firstColumn="0" w:lastColumn="0" w:oddVBand="0" w:evenVBand="0" w:oddHBand="0" w:evenHBand="0" w:firstRowFirstColumn="0" w:firstRowLastColumn="0" w:lastRowFirstColumn="0" w:lastRowLastColumn="0"/>
-            <w:tcW w:w="1680" w:type="dxa"/>
+            <w:tcW w:w="1710" w:type="dxa"/>
             <w:shd w:val="clear" w:color="auto" w:fill="2E75B6"/>
             <w:tcBorders>
               <w:top w:val="single" w:color="2e75b6" w:sz="4" w:space="0"/>
@@ -4812,7 +4882,7 @@
         <w:tc>
           <w:tcPr>
             <w:cnfStyle w:val="001000000000" w:firstRow="0" w:lastRow="0" w:firstColumn="1" w:lastColumn="0" w:oddVBand="0" w:evenVBand="0" w:oddHBand="0" w:evenHBand="0" w:firstRowFirstColumn="0" w:firstRowLastColumn="0" w:lastRowFirstColumn="0" w:lastRowLastColumn="0"/>
-            <w:tcW w:w="1200" w:type="dxa"/>
+            <w:tcW w:w="1395" w:type="dxa"/>
             <w:shd w:val="clear" w:color="auto" w:fill="FFFFFF" w:themeFill="background1"/>
             <w:tcBorders>
               <w:top w:val="single" w:color="cccccc" w:sz="4" w:space="0"/>
@@ -4851,7 +4921,7 @@
         <w:tc>
           <w:tcPr>
             <w:cnfStyle w:val="000000000000" w:firstRow="0" w:lastRow="0" w:firstColumn="0" w:lastColumn="0" w:oddVBand="0" w:evenVBand="0" w:oddHBand="0" w:evenHBand="0" w:firstRowFirstColumn="0" w:firstRowLastColumn="0" w:lastRowFirstColumn="0" w:lastRowLastColumn="0"/>
-            <w:tcW w:w="1200" w:type="dxa"/>
+            <w:tcW w:w="1155" w:type="dxa"/>
             <w:shd w:val="clear" w:color="auto" w:fill="FFFFFF" w:themeFill="background1"/>
             <w:tcBorders>
               <w:top w:val="single" w:color="cccccc" w:sz="4" w:space="0"/>
@@ -4890,7 +4960,7 @@
         <w:tc>
           <w:tcPr>
             <w:cnfStyle w:val="000000000000" w:firstRow="0" w:lastRow="0" w:firstColumn="0" w:lastColumn="0" w:oddVBand="0" w:evenVBand="0" w:oddHBand="0" w:evenHBand="0" w:firstRowFirstColumn="0" w:firstRowLastColumn="0" w:lastRowFirstColumn="0" w:lastRowLastColumn="0"/>
-            <w:tcW w:w="1200" w:type="dxa"/>
+            <w:tcW w:w="1140" w:type="dxa"/>
             <w:shd w:val="clear" w:color="auto" w:fill="FFFFFF" w:themeFill="background1"/>
             <w:tcBorders>
               <w:top w:val="single" w:color="cccccc" w:sz="4" w:space="0"/>
@@ -4929,7 +4999,7 @@
         <w:tc>
           <w:tcPr>
             <w:cnfStyle w:val="000000000000" w:firstRow="0" w:lastRow="0" w:firstColumn="0" w:lastColumn="0" w:oddVBand="0" w:evenVBand="0" w:oddHBand="0" w:evenHBand="0" w:firstRowFirstColumn="0" w:firstRowLastColumn="0" w:lastRowFirstColumn="0" w:lastRowLastColumn="0"/>
-            <w:tcW w:w="720" w:type="dxa"/>
+            <w:tcW w:w="750" w:type="dxa"/>
             <w:shd w:val="clear" w:color="auto" w:fill="FFFFFF" w:themeFill="background1"/>
             <w:tcBorders>
               <w:top w:val="single" w:color="cccccc" w:sz="4" w:space="0"/>
@@ -4968,7 +5038,7 @@
         <w:tc>
           <w:tcPr>
             <w:cnfStyle w:val="000000000000" w:firstRow="0" w:lastRow="0" w:firstColumn="0" w:lastColumn="0" w:oddVBand="0" w:evenVBand="0" w:oddHBand="0" w:evenHBand="0" w:firstRowFirstColumn="0" w:firstRowLastColumn="0" w:lastRowFirstColumn="0" w:lastRowLastColumn="0"/>
-            <w:tcW w:w="1680" w:type="dxa"/>
+            <w:tcW w:w="1695" w:type="dxa"/>
             <w:shd w:val="clear" w:color="auto" w:fill="FFFFFF" w:themeFill="background1"/>
             <w:tcBorders>
               <w:top w:val="single" w:color="cccccc" w:sz="4" w:space="0"/>
@@ -5046,7 +5116,7 @@
         <w:tc>
           <w:tcPr>
             <w:cnfStyle w:val="000000000000" w:firstRow="0" w:lastRow="0" w:firstColumn="0" w:lastColumn="0" w:oddVBand="0" w:evenVBand="0" w:oddHBand="0" w:evenHBand="0" w:firstRowFirstColumn="0" w:firstRowLastColumn="0" w:lastRowFirstColumn="0" w:lastRowLastColumn="0"/>
-            <w:tcW w:w="1680" w:type="dxa"/>
+            <w:tcW w:w="1710" w:type="dxa"/>
             <w:shd w:val="clear" w:color="auto" w:fill="FFFFFF" w:themeFill="background1"/>
             <w:tcBorders>
               <w:top w:val="single" w:color="cccccc" w:sz="4" w:space="0"/>
@@ -5088,7 +5158,7 @@
         <w:tc>
           <w:tcPr>
             <w:cnfStyle w:val="001000000000" w:firstRow="0" w:lastRow="0" w:firstColumn="1" w:lastColumn="0" w:oddVBand="0" w:evenVBand="0" w:oddHBand="0" w:evenHBand="0" w:firstRowFirstColumn="0" w:firstRowLastColumn="0" w:lastRowFirstColumn="0" w:lastRowLastColumn="0"/>
-            <w:tcW w:w="1200" w:type="dxa"/>
+            <w:tcW w:w="1395" w:type="dxa"/>
             <w:shd w:val="clear" w:color="auto" w:fill="D6E4F0"/>
             <w:tcBorders>
               <w:top w:val="single" w:color="cccccc" w:sz="4" w:space="0"/>
@@ -5127,7 +5197,7 @@
         <w:tc>
           <w:tcPr>
             <w:cnfStyle w:val="000000000000" w:firstRow="0" w:lastRow="0" w:firstColumn="0" w:lastColumn="0" w:oddVBand="0" w:evenVBand="0" w:oddHBand="0" w:evenHBand="0" w:firstRowFirstColumn="0" w:firstRowLastColumn="0" w:lastRowFirstColumn="0" w:lastRowLastColumn="0"/>
-            <w:tcW w:w="1200" w:type="dxa"/>
+            <w:tcW w:w="1155" w:type="dxa"/>
             <w:shd w:val="clear" w:color="auto" w:fill="D6E4F0"/>
             <w:tcBorders>
               <w:top w:val="single" w:color="cccccc" w:sz="4" w:space="0"/>
@@ -5166,7 +5236,7 @@
         <w:tc>
           <w:tcPr>
             <w:cnfStyle w:val="000000000000" w:firstRow="0" w:lastRow="0" w:firstColumn="0" w:lastColumn="0" w:oddVBand="0" w:evenVBand="0" w:oddHBand="0" w:evenHBand="0" w:firstRowFirstColumn="0" w:firstRowLastColumn="0" w:lastRowFirstColumn="0" w:lastRowLastColumn="0"/>
-            <w:tcW w:w="1200" w:type="dxa"/>
+            <w:tcW w:w="1140" w:type="dxa"/>
             <w:shd w:val="clear" w:color="auto" w:fill="D6E4F0"/>
             <w:tcBorders>
               <w:top w:val="single" w:color="cccccc" w:sz="4" w:space="0"/>
@@ -5205,7 +5275,7 @@
         <w:tc>
           <w:tcPr>
             <w:cnfStyle w:val="000000000000" w:firstRow="0" w:lastRow="0" w:firstColumn="0" w:lastColumn="0" w:oddVBand="0" w:evenVBand="0" w:oddHBand="0" w:evenHBand="0" w:firstRowFirstColumn="0" w:firstRowLastColumn="0" w:lastRowFirstColumn="0" w:lastRowLastColumn="0"/>
-            <w:tcW w:w="720" w:type="dxa"/>
+            <w:tcW w:w="750" w:type="dxa"/>
             <w:shd w:val="clear" w:color="auto" w:fill="D6E4F0"/>
             <w:tcBorders>
               <w:top w:val="single" w:color="cccccc" w:sz="4" w:space="0"/>
@@ -5244,7 +5314,7 @@
         <w:tc>
           <w:tcPr>
             <w:cnfStyle w:val="000000000000" w:firstRow="0" w:lastRow="0" w:firstColumn="0" w:lastColumn="0" w:oddVBand="0" w:evenVBand="0" w:oddHBand="0" w:evenHBand="0" w:firstRowFirstColumn="0" w:firstRowLastColumn="0" w:lastRowFirstColumn="0" w:lastRowLastColumn="0"/>
-            <w:tcW w:w="1680" w:type="dxa"/>
+            <w:tcW w:w="1695" w:type="dxa"/>
             <w:shd w:val="clear" w:color="auto" w:fill="D6E4F0"/>
             <w:tcBorders>
               <w:top w:val="single" w:color="cccccc" w:sz="4" w:space="0"/>
@@ -5262,11 +5332,9 @@
           </w:tcPr>
           <w:p wp14:textId="77777777">
             <w:pPr>
-              <w:pBdr/>
               <w:spacing/>
               <w:ind/>
               <w:jc w:val="left"/>
-              <w:rPr/>
             </w:pPr>
             <w:r>
               <w:rPr>
@@ -5275,7 +5343,7 @@
                 <w:sz w:val="20"/>
                 <w:szCs w:val="20"/>
               </w:rPr>
-              <w:t xml:space="preserve">192.100.30.128</w:t>
+              <w:t xml:space="preserve">192.100.30.12</w:t>
             </w:r>
             <w:r/>
           </w:p>
@@ -5322,7 +5390,7 @@
         <w:tc>
           <w:tcPr>
             <w:cnfStyle w:val="000000000000" w:firstRow="0" w:lastRow="0" w:firstColumn="0" w:lastColumn="0" w:oddVBand="0" w:evenVBand="0" w:oddHBand="0" w:evenHBand="0" w:firstRowFirstColumn="0" w:firstRowLastColumn="0" w:lastRowFirstColumn="0" w:lastRowLastColumn="0"/>
-            <w:tcW w:w="1680" w:type="dxa"/>
+            <w:tcW w:w="1710" w:type="dxa"/>
             <w:shd w:val="clear" w:color="auto" w:fill="D6E4F0"/>
             <w:tcBorders>
               <w:top w:val="single" w:color="cccccc" w:sz="4" w:space="0"/>
@@ -5364,7 +5432,7 @@
         <w:tc>
           <w:tcPr>
             <w:cnfStyle w:val="001000000000" w:firstRow="0" w:lastRow="0" w:firstColumn="1" w:lastColumn="0" w:oddVBand="0" w:evenVBand="0" w:oddHBand="0" w:evenHBand="0" w:firstRowFirstColumn="0" w:firstRowLastColumn="0" w:lastRowFirstColumn="0" w:lastRowLastColumn="0"/>
-            <w:tcW w:w="1200" w:type="dxa"/>
+            <w:tcW w:w="1395" w:type="dxa"/>
             <w:shd w:val="clear" w:color="auto" w:fill="FFFFFF" w:themeFill="background1"/>
             <w:tcBorders>
               <w:top w:val="single" w:color="cccccc" w:sz="4" w:space="0"/>
@@ -5403,7 +5471,7 @@
         <w:tc>
           <w:tcPr>
             <w:cnfStyle w:val="000000000000" w:firstRow="0" w:lastRow="0" w:firstColumn="0" w:lastColumn="0" w:oddVBand="0" w:evenVBand="0" w:oddHBand="0" w:evenHBand="0" w:firstRowFirstColumn="0" w:firstRowLastColumn="0" w:lastRowFirstColumn="0" w:lastRowLastColumn="0"/>
-            <w:tcW w:w="1200" w:type="dxa"/>
+            <w:tcW w:w="1155" w:type="dxa"/>
             <w:shd w:val="clear" w:color="auto" w:fill="FFFFFF" w:themeFill="background1"/>
             <w:tcBorders>
               <w:top w:val="single" w:color="cccccc" w:sz="4" w:space="0"/>
@@ -5442,7 +5510,7 @@
         <w:tc>
           <w:tcPr>
             <w:cnfStyle w:val="000000000000" w:firstRow="0" w:lastRow="0" w:firstColumn="0" w:lastColumn="0" w:oddVBand="0" w:evenVBand="0" w:oddHBand="0" w:evenHBand="0" w:firstRowFirstColumn="0" w:firstRowLastColumn="0" w:lastRowFirstColumn="0" w:lastRowLastColumn="0"/>
-            <w:tcW w:w="1200" w:type="dxa"/>
+            <w:tcW w:w="1140" w:type="dxa"/>
             <w:shd w:val="clear" w:color="auto" w:fill="FFFFFF" w:themeFill="background1"/>
             <w:tcBorders>
               <w:top w:val="single" w:color="cccccc" w:sz="4" w:space="0"/>
@@ -5481,7 +5549,7 @@
         <w:tc>
           <w:tcPr>
             <w:cnfStyle w:val="000000000000" w:firstRow="0" w:lastRow="0" w:firstColumn="0" w:lastColumn="0" w:oddVBand="0" w:evenVBand="0" w:oddHBand="0" w:evenHBand="0" w:firstRowFirstColumn="0" w:firstRowLastColumn="0" w:lastRowFirstColumn="0" w:lastRowLastColumn="0"/>
-            <w:tcW w:w="720" w:type="dxa"/>
+            <w:tcW w:w="750" w:type="dxa"/>
             <w:shd w:val="clear" w:color="auto" w:fill="FFFFFF" w:themeFill="background1"/>
             <w:tcBorders>
               <w:top w:val="single" w:color="cccccc" w:sz="4" w:space="0"/>
@@ -5520,7 +5588,7 @@
         <w:tc>
           <w:tcPr>
             <w:cnfStyle w:val="000000000000" w:firstRow="0" w:lastRow="0" w:firstColumn="0" w:lastColumn="0" w:oddVBand="0" w:evenVBand="0" w:oddHBand="0" w:evenHBand="0" w:firstRowFirstColumn="0" w:firstRowLastColumn="0" w:lastRowFirstColumn="0" w:lastRowLastColumn="0"/>
-            <w:tcW w:w="1680" w:type="dxa"/>
+            <w:tcW w:w="1695" w:type="dxa"/>
             <w:shd w:val="clear" w:color="auto" w:fill="FFFFFF" w:themeFill="background1"/>
             <w:tcBorders>
               <w:top w:val="single" w:color="cccccc" w:sz="4" w:space="0"/>
@@ -5538,11 +5606,9 @@
           </w:tcPr>
           <w:p wp14:textId="77777777">
             <w:pPr>
-              <w:pBdr/>
               <w:spacing/>
               <w:ind/>
               <w:jc w:val="left"/>
-              <w:rPr/>
             </w:pPr>
             <w:r>
               <w:rPr>
@@ -5598,7 +5664,7 @@
         <w:tc>
           <w:tcPr>
             <w:cnfStyle w:val="000000000000" w:firstRow="0" w:lastRow="0" w:firstColumn="0" w:lastColumn="0" w:oddVBand="0" w:evenVBand="0" w:oddHBand="0" w:evenHBand="0" w:firstRowFirstColumn="0" w:firstRowLastColumn="0" w:lastRowFirstColumn="0" w:lastRowLastColumn="0"/>
-            <w:tcW w:w="1680" w:type="dxa"/>
+            <w:tcW w:w="1710" w:type="dxa"/>
             <w:shd w:val="clear" w:color="auto" w:fill="FFFFFF" w:themeFill="background1"/>
             <w:tcBorders>
               <w:top w:val="single" w:color="cccccc" w:sz="4" w:space="0"/>
@@ -5640,7 +5706,7 @@
         <w:tc>
           <w:tcPr>
             <w:cnfStyle w:val="001000000000" w:firstRow="0" w:lastRow="0" w:firstColumn="1" w:lastColumn="0" w:oddVBand="0" w:evenVBand="0" w:oddHBand="0" w:evenHBand="0" w:firstRowFirstColumn="0" w:firstRowLastColumn="0" w:lastRowFirstColumn="0" w:lastRowLastColumn="0"/>
-            <w:tcW w:w="1200" w:type="dxa"/>
+            <w:tcW w:w="1395" w:type="dxa"/>
             <w:shd w:val="clear" w:color="auto" w:fill="D6E4F0"/>
             <w:tcBorders>
               <w:top w:val="single" w:color="cccccc" w:sz="4" w:space="0"/>
@@ -5679,7 +5745,7 @@
         <w:tc>
           <w:tcPr>
             <w:cnfStyle w:val="000000000000" w:firstRow="0" w:lastRow="0" w:firstColumn="0" w:lastColumn="0" w:oddVBand="0" w:evenVBand="0" w:oddHBand="0" w:evenHBand="0" w:firstRowFirstColumn="0" w:firstRowLastColumn="0" w:lastRowFirstColumn="0" w:lastRowLastColumn="0"/>
-            <w:tcW w:w="1200" w:type="dxa"/>
+            <w:tcW w:w="1155" w:type="dxa"/>
             <w:shd w:val="clear" w:color="auto" w:fill="D6E4F0"/>
             <w:tcBorders>
               <w:top w:val="single" w:color="cccccc" w:sz="4" w:space="0"/>
@@ -5718,7 +5784,7 @@
         <w:tc>
           <w:tcPr>
             <w:cnfStyle w:val="000000000000" w:firstRow="0" w:lastRow="0" w:firstColumn="0" w:lastColumn="0" w:oddVBand="0" w:evenVBand="0" w:oddHBand="0" w:evenHBand="0" w:firstRowFirstColumn="0" w:firstRowLastColumn="0" w:lastRowFirstColumn="0" w:lastRowLastColumn="0"/>
-            <w:tcW w:w="1200" w:type="dxa"/>
+            <w:tcW w:w="1140" w:type="dxa"/>
             <w:shd w:val="clear" w:color="auto" w:fill="D6E4F0"/>
             <w:tcBorders>
               <w:top w:val="single" w:color="cccccc" w:sz="4" w:space="0"/>
@@ -5757,7 +5823,7 @@
         <w:tc>
           <w:tcPr>
             <w:cnfStyle w:val="000000000000" w:firstRow="0" w:lastRow="0" w:firstColumn="0" w:lastColumn="0" w:oddVBand="0" w:evenVBand="0" w:oddHBand="0" w:evenHBand="0" w:firstRowFirstColumn="0" w:firstRowLastColumn="0" w:lastRowFirstColumn="0" w:lastRowLastColumn="0"/>
-            <w:tcW w:w="720" w:type="dxa"/>
+            <w:tcW w:w="750" w:type="dxa"/>
             <w:shd w:val="clear" w:color="auto" w:fill="D6E4F0"/>
             <w:tcBorders>
               <w:top w:val="single" w:color="cccccc" w:sz="4" w:space="0"/>
@@ -5796,7 +5862,7 @@
         <w:tc>
           <w:tcPr>
             <w:cnfStyle w:val="000000000000" w:firstRow="0" w:lastRow="0" w:firstColumn="0" w:lastColumn="0" w:oddVBand="0" w:evenVBand="0" w:oddHBand="0" w:evenHBand="0" w:firstRowFirstColumn="0" w:firstRowLastColumn="0" w:lastRowFirstColumn="0" w:lastRowLastColumn="0"/>
-            <w:tcW w:w="1680" w:type="dxa"/>
+            <w:tcW w:w="1695" w:type="dxa"/>
             <w:shd w:val="clear" w:color="auto" w:fill="D6E4F0"/>
             <w:tcBorders>
               <w:top w:val="single" w:color="cccccc" w:sz="4" w:space="0"/>
@@ -5874,7 +5940,7 @@
         <w:tc>
           <w:tcPr>
             <w:cnfStyle w:val="000000000000" w:firstRow="0" w:lastRow="0" w:firstColumn="0" w:lastColumn="0" w:oddVBand="0" w:evenVBand="0" w:oddHBand="0" w:evenHBand="0" w:firstRowFirstColumn="0" w:firstRowLastColumn="0" w:lastRowFirstColumn="0" w:lastRowLastColumn="0"/>
-            <w:tcW w:w="1680" w:type="dxa"/>
+            <w:tcW w:w="1710" w:type="dxa"/>
             <w:shd w:val="clear" w:color="auto" w:fill="D6E4F0"/>
             <w:tcBorders>
               <w:top w:val="single" w:color="cccccc" w:sz="4" w:space="0"/>
@@ -7231,13 +7297,8 @@
           <w:p>
             <w:pPr>
               <w:pStyle w:val="138"/>
-            </w:pPr>
-          </w:p>
-          <w:p>
-            <w:pPr>
-              <w:pStyle w:val="138"/>
               <w:spacing w:before="40" w:after="40"/>
-              <w:ind w:left="0"/>
+              <w:ind/>
               <w:rPr>
                 <w:rFonts w:ascii="Arial" w:hAnsi="Arial" w:eastAsia="Arial" w:cs="Arial"/>
                 <w:color w:val="444444"/>
@@ -7415,7 +7476,46 @@
                 <w:sz w:val="22"/>
                 <w:szCs w:val="22"/>
               </w:rPr>
-              <w:t>192.100.30.32 falls within the IT department subnet (192.100.30.0/25), which has usable hosts ranging from 192.100.30.1 to 192.100.30.126, and a broadcast address of 192.100.30.127.</w:t>
+              <w:t xml:space="preserve">192.100.30.32 </w:t>
+            </w:r>
+          </w:p>
+          <w:p>
+            <w:pPr>
+              <w:spacing w:before="240" w:beforeAutospacing="off" w:after="240" w:afterAutospacing="off"/>
+            </w:pPr>
+            <w:r>
+              <w:rPr>
+                <w:rFonts w:ascii="Arial" w:hAnsi="Arial" w:eastAsia="Arial" w:cs="Arial"/>
+                <w:sz w:val="22"/>
+                <w:szCs w:val="22"/>
+              </w:rPr>
+              <w:t xml:space="preserve">falls within the IT department subnet (192.100.30.0/25), </w:t>
+            </w:r>
+          </w:p>
+          <w:p>
+            <w:pPr>
+              <w:spacing w:before="240" w:beforeAutospacing="off" w:after="240" w:afterAutospacing="off"/>
+            </w:pPr>
+            <w:r>
+              <w:rPr>
+                <w:rFonts w:ascii="Arial" w:hAnsi="Arial" w:eastAsia="Arial" w:cs="Arial"/>
+                <w:sz w:val="22"/>
+                <w:szCs w:val="22"/>
+              </w:rPr>
+              <w:t xml:space="preserve">which has usable hosts ranging from 192.100.30.1 to 192.100.30.126, </w:t>
+            </w:r>
+          </w:p>
+          <w:p>
+            <w:pPr>
+              <w:spacing w:before="240" w:beforeAutospacing="off" w:after="240" w:afterAutospacing="off"/>
+            </w:pPr>
+            <w:r>
+              <w:rPr>
+                <w:rFonts w:ascii="Arial" w:hAnsi="Arial" w:eastAsia="Arial" w:cs="Arial"/>
+                <w:sz w:val="22"/>
+                <w:szCs w:val="22"/>
+              </w:rPr>
+              <w:t>and a broadcast address of 192.100.30.127.</w:t>
             </w:r>
           </w:p>
           <w:p>
@@ -7587,7 +7687,7 @@
         <w:t>.</w:t>
       </w:r>
     </w:p>
-    <w:p xmlns:wp14="http://schemas.microsoft.com/office/word/2010/wordml" wp14:textId="10198C86">
+    <w:p xmlns:wp14="http://schemas.microsoft.com/office/word/2010/wordml" wp14:textId="009A95DD">
       <w:pPr>
         <w:pStyle w:val="138"/>
         <w:spacing w:before="120" w:after="60"/>
@@ -7596,8 +7696,8 @@
       </w:pPr>
       <w:r>
         <w:drawing>
-          <wp:inline xmlns:wp14="http://schemas.microsoft.com/office/word/2010/wordprocessingDrawing" wp14:editId="5C57185E" wp14:anchorId="1A3800A4">
-            <wp:extent cx="3297351" cy="2060845"/>
+          <wp:inline xmlns:wp14="http://schemas.microsoft.com/office/word/2010/wordprocessingDrawing" wp14:editId="63A300A8" wp14:anchorId="1A3800A4">
+            <wp:extent cx="5914699" cy="1653711"/>
             <wp:effectExtent l="0" t="0" r="0" b="0"/>
             <wp:docPr id="1" name="drawing"/>
             <wp:cNvGraphicFramePr>
@@ -7614,12 +7714,13 @@
                   </pic:nvPicPr>
                   <pic:blipFill rotWithShape="1">
                     <a:blip xmlns:r="http://schemas.openxmlformats.org/officeDocument/2006/relationships" r:embed="rId11"/>
+                    <a:srcRect l="7718" t="20963" r="11026" b="23706"/>
                     <a:stretch/>
                   </pic:blipFill>
                   <pic:spPr bwMode="auto">
                     <a:xfrm rot="0">
                       <a:off x="0" y="0"/>
-                      <a:ext cx="3297351" cy="2060845"/>
+                      <a:ext cx="5914699" cy="1653711"/>
                     </a:xfrm>
                     <a:prstGeom prst="rect">
                       <a:avLst/>
@@ -7631,10 +7732,37 @@
           </wp:inline>
         </w:drawing>
       </w:r>
+    </w:p>
+    <w:p xmlns:wp14="http://schemas.microsoft.com/office/word/2010/wordml" wp14:textId="24FF2675">
+      <w:pPr>
+        <w:pStyle w:val="138"/>
+        <w:spacing w:before="120" w:after="60"/>
+        <w:ind/>
+        <w:jc w:val="center"/>
+      </w:pPr>
+      <w:r>
+        <w:rPr>
+          <w:rFonts w:ascii="Arial" w:hAnsi="Arial" w:eastAsia="Arial" w:cs="Arial"/>
+          <w:i w:val="1"/>
+          <w:iCs w:val="1"/>
+          <w:color w:val="2E75B6"/>
+          <w:sz w:val="18"/>
+          <w:szCs w:val="18"/>
+        </w:rPr>
+        <w:t>Figure 1: Network Architecture</w:t>
+      </w:r>
+    </w:p>
+    <w:p xmlns:wp14="http://schemas.microsoft.com/office/word/2010/wordml" wp14:textId="25A04CAA">
+      <w:pPr>
+        <w:pStyle w:val="138"/>
+        <w:spacing w:before="120" w:after="60"/>
+        <w:ind/>
+        <w:jc w:val="center"/>
+      </w:pPr>
       <w:r>
         <w:drawing>
-          <wp:inline xmlns:wp14="http://schemas.microsoft.com/office/word/2010/wordprocessingDrawing" wp14:editId="3BE874F7" wp14:anchorId="6560F320">
-            <wp:extent cx="1303237" cy="2068623"/>
+          <wp:inline xmlns:wp14="http://schemas.microsoft.com/office/word/2010/wordprocessingDrawing" wp14:editId="5880DCF2" wp14:anchorId="6560F320">
+            <wp:extent cx="2322311" cy="1283142"/>
             <wp:effectExtent l="0" t="0" r="0" b="0"/>
             <wp:docPr id="711383020" name="drawing"/>
             <wp:cNvGraphicFramePr>
@@ -7651,13 +7779,13 @@
                   </pic:nvPicPr>
                   <pic:blipFill rotWithShape="1">
                     <a:blip xmlns:r="http://schemas.openxmlformats.org/officeDocument/2006/relationships" r:embed="rId12"/>
-                    <a:srcRect l="50263" t="0" r="0" b="0"/>
+                    <a:srcRect l="49971" t="0" r="0" b="46807"/>
                     <a:stretch/>
                   </pic:blipFill>
                   <pic:spPr bwMode="auto">
                     <a:xfrm rot="0">
                       <a:off x="0" y="0"/>
-                      <a:ext cx="1303237" cy="2068623"/>
+                      <a:ext cx="2322311" cy="1283142"/>
                     </a:xfrm>
                     <a:prstGeom prst="rect">
                       <a:avLst/>
@@ -7671,10 +7799,86 @@
       </w:r>
       <w:r>
         <w:drawing>
-          <wp:inline xmlns:wp14="http://schemas.microsoft.com/office/word/2010/wordprocessingDrawing" wp14:editId="3F51BC43" wp14:anchorId="2410C016">
-            <wp:extent cx="1275897" cy="2035993"/>
+          <wp:inline xmlns:wp14="http://schemas.microsoft.com/office/word/2010/wordprocessingDrawing" wp14:editId="04622D95" wp14:anchorId="71476222">
+            <wp:extent cx="2995729" cy="1256485"/>
             <wp:effectExtent l="0" t="0" r="0" b="0"/>
-            <wp:docPr id="1215708746" name="drawing"/>
+            <wp:docPr id="2119799086" name="drawing"/>
+            <wp:cNvGraphicFramePr>
+              <a:graphicFrameLocks noChangeAspect="1"/>
+            </wp:cNvGraphicFramePr>
+            <a:graphic>
+              <a:graphicData xmlns:a="http://schemas.openxmlformats.org/drawingml/2006/main" uri="http://schemas.openxmlformats.org/drawingml/2006/picture">
+                <pic:pic xmlns:pic="http://schemas.openxmlformats.org/drawingml/2006/picture">
+                  <pic:nvPicPr>
+                    <pic:cNvPr id="0" name="" descr=""/>
+                    <pic:cNvPicPr>
+                      <a:picLocks noChangeAspect="1"/>
+                    </pic:cNvPicPr>
+                  </pic:nvPicPr>
+                  <pic:blipFill rotWithShape="1">
+                    <a:blip xmlns:r="http://schemas.openxmlformats.org/officeDocument/2006/relationships" r:embed="rId12"/>
+                    <a:srcRect l="49973" t="52970" r="0" b="0"/>
+                    <a:stretch/>
+                  </pic:blipFill>
+                  <pic:spPr bwMode="auto">
+                    <a:xfrm rot="0">
+                      <a:off x="0" y="0"/>
+                      <a:ext cx="2995729" cy="1256485"/>
+                    </a:xfrm>
+                    <a:prstGeom prst="rect">
+                      <a:avLst/>
+                    </a:prstGeom>
+                  </pic:spPr>
+                </pic:pic>
+              </a:graphicData>
+            </a:graphic>
+          </wp:inline>
+        </w:drawing>
+      </w:r>
+      <w:r/>
+    </w:p>
+    <w:p xmlns:wp14="http://schemas.microsoft.com/office/word/2010/wordml" wp14:textId="362430C5">
+      <w:pPr>
+        <w:spacing w:before="0" w:after="120"/>
+        <w:ind/>
+        <w:jc w:val="center"/>
+      </w:pPr>
+      <w:r>
+        <w:rPr>
+          <w:rFonts w:ascii="Arial" w:hAnsi="Arial" w:eastAsia="Arial" w:cs="Arial"/>
+          <w:i w:val="1"/>
+          <w:iCs w:val="1"/>
+          <w:color w:val="2e75b6"/>
+          <w:sz w:val="18"/>
+          <w:szCs w:val="18"/>
+        </w:rPr>
+        <w:t xml:space="preserve">Figure 2</w:t>
+      </w:r>
+      <w:r>
+        <w:rPr>
+          <w:rFonts w:ascii="Arial" w:hAnsi="Arial" w:eastAsia="Arial" w:cs="Arial"/>
+          <w:i w:val="1"/>
+          <w:iCs w:val="1"/>
+          <w:color w:val="2E75B6"/>
+          <w:sz w:val="18"/>
+          <w:szCs w:val="18"/>
+        </w:rPr>
+        <w:t>: VLAN Segmentation Configuration</w:t>
+      </w:r>
+    </w:p>
+    <w:p xmlns:wp14="http://schemas.microsoft.com/office/word/2010/wordml" wp14:textId="1B65882B">
+      <w:pPr>
+        <w:pStyle w:val="138"/>
+        <w:spacing w:before="0" w:after="120"/>
+        <w:ind/>
+        <w:jc w:val="center"/>
+      </w:pPr>
+      <w:r>
+        <w:drawing>
+          <wp:inline xmlns:wp14="http://schemas.microsoft.com/office/word/2010/wordprocessingDrawing" wp14:editId="2453CD8F" wp14:anchorId="1EE56A2B">
+            <wp:extent cx="2563616" cy="1305056"/>
+            <wp:effectExtent l="0" t="0" r="0" b="0"/>
+            <wp:docPr id="525267396" name="drawing"/>
             <wp:cNvGraphicFramePr>
               <a:graphicFrameLocks noChangeAspect="1"/>
             </wp:cNvGraphicFramePr>
@@ -7689,13 +7893,13 @@
                   </pic:nvPicPr>
                   <pic:blipFill rotWithShape="1">
                     <a:blip xmlns:r="http://schemas.openxmlformats.org/officeDocument/2006/relationships" r:embed="rId13"/>
-                    <a:srcRect l="50526" t="0" r="0" b="0"/>
+                    <a:srcRect l="50217" t="0" r="0" b="48760"/>
                     <a:stretch/>
                   </pic:blipFill>
                   <pic:spPr bwMode="auto">
                     <a:xfrm rot="0">
                       <a:off x="0" y="0"/>
-                      <a:ext cx="1275897" cy="2035993"/>
+                      <a:ext cx="2563616" cy="1305056"/>
                     </a:xfrm>
                     <a:prstGeom prst="rect">
                       <a:avLst/>
@@ -7707,25 +7911,51 @@
           </wp:inline>
         </w:drawing>
       </w:r>
-      <w:r/>
+      <w:r>
+        <w:drawing>
+          <wp:inline xmlns:wp14="http://schemas.microsoft.com/office/word/2010/wordprocessingDrawing" wp14:editId="57551808" wp14:anchorId="45250541">
+            <wp:extent cx="2545743" cy="1284015"/>
+            <wp:effectExtent l="0" t="0" r="0" b="0"/>
+            <wp:docPr id="38110068" name="drawing"/>
+            <wp:cNvGraphicFramePr>
+              <a:graphicFrameLocks noChangeAspect="1"/>
+            </wp:cNvGraphicFramePr>
+            <a:graphic>
+              <a:graphicData xmlns:a="http://schemas.openxmlformats.org/drawingml/2006/main" uri="http://schemas.openxmlformats.org/drawingml/2006/picture">
+                <pic:pic xmlns:pic="http://schemas.openxmlformats.org/drawingml/2006/picture">
+                  <pic:nvPicPr>
+                    <pic:cNvPr id="0" name="" descr=""/>
+                    <pic:cNvPicPr>
+                      <a:picLocks noChangeAspect="1"/>
+                    </pic:cNvPicPr>
+                  </pic:nvPicPr>
+                  <pic:blipFill rotWithShape="1">
+                    <a:blip xmlns:r="http://schemas.openxmlformats.org/officeDocument/2006/relationships" r:embed="rId13"/>
+                    <a:srcRect l="50732" t="51123" r="0" b="0"/>
+                    <a:stretch/>
+                  </pic:blipFill>
+                  <pic:spPr bwMode="auto">
+                    <a:xfrm rot="0">
+                      <a:off x="0" y="0"/>
+                      <a:ext cx="2545743" cy="1284015"/>
+                    </a:xfrm>
+                    <a:prstGeom prst="rect">
+                      <a:avLst/>
+                    </a:prstGeom>
+                  </pic:spPr>
+                </pic:pic>
+              </a:graphicData>
+            </a:graphic>
+          </wp:inline>
+        </w:drawing>
+      </w:r>
     </w:p>
-    <w:p xmlns:wp14="http://schemas.microsoft.com/office/word/2010/wordml" wp14:textId="3D42DC6E">
+    <w:p xmlns:wp14="http://schemas.microsoft.com/office/word/2010/wordml" wp14:textId="5341D73F">
       <w:pPr>
         <w:spacing w:before="0" w:after="120"/>
         <w:ind/>
         <w:jc w:val="center"/>
       </w:pPr>
-      <w:r>
-        <w:rPr>
-          <w:rFonts w:ascii="Arial" w:hAnsi="Arial" w:eastAsia="Arial" w:cs="Arial"/>
-          <w:i w:val="1"/>
-          <w:iCs w:val="1"/>
-          <w:color w:val="2e75b6"/>
-          <w:sz w:val="18"/>
-          <w:szCs w:val="18"/>
-        </w:rPr>
-        <w:t xml:space="preserve">Figure 1</w:t>
-      </w:r>
       <w:r>
         <w:rPr>
           <w:rFonts w:ascii="Arial" w:hAnsi="Arial" w:eastAsia="Arial" w:cs="Arial"/>
@@ -7735,62 +7965,7 @@
           <w:sz w:val="18"/>
           <w:szCs w:val="18"/>
         </w:rPr>
-        <w:t>[left most]</w:t>
-      </w:r>
-      <w:r>
-        <w:rPr>
-          <w:rFonts w:ascii="Arial" w:hAnsi="Arial" w:eastAsia="Arial" w:cs="Arial"/>
-          <w:i w:val="1"/>
-          <w:iCs w:val="1"/>
-          <w:color w:val="2E75B6"/>
-          <w:sz w:val="18"/>
-          <w:szCs w:val="18"/>
-        </w:rPr>
-        <w:t>: Network Architecture</w:t>
-      </w:r>
-      <w:r>
-        <w:rPr>
-          <w:rFonts w:ascii="Arial" w:hAnsi="Arial" w:eastAsia="Arial" w:cs="Arial"/>
-          <w:i w:val="1"/>
-          <w:iCs w:val="1"/>
-          <w:color w:val="2E75B6"/>
-          <w:sz w:val="18"/>
-          <w:szCs w:val="18"/>
-        </w:rPr>
-        <w:t xml:space="preserve"> / Figure 2</w:t>
-      </w:r>
-      <w:r>
-        <w:rPr>
-          <w:rFonts w:ascii="Arial" w:hAnsi="Arial" w:eastAsia="Arial" w:cs="Arial"/>
-          <w:i w:val="1"/>
-          <w:iCs w:val="1"/>
-          <w:color w:val="2E75B6"/>
-          <w:sz w:val="18"/>
-          <w:szCs w:val="18"/>
-        </w:rPr>
-        <w:t>[middle image]</w:t>
-      </w:r>
-      <w:r>
-        <w:rPr>
-          <w:rFonts w:ascii="Arial" w:hAnsi="Arial" w:eastAsia="Arial" w:cs="Arial"/>
-          <w:i w:val="1"/>
-          <w:iCs w:val="1"/>
-          <w:color w:val="2E75B6"/>
-          <w:sz w:val="18"/>
-          <w:szCs w:val="18"/>
-        </w:rPr>
-        <w:t>: VLAN Segmentation Configuration / Figure 3</w:t>
-      </w:r>
-      <w:r>
-        <w:rPr>
-          <w:rFonts w:ascii="Arial" w:hAnsi="Arial" w:eastAsia="Arial" w:cs="Arial"/>
-          <w:i w:val="1"/>
-          <w:iCs w:val="1"/>
-          <w:color w:val="2E75B6"/>
-          <w:sz w:val="18"/>
-          <w:szCs w:val="18"/>
-        </w:rPr>
-        <w:t>[right most]</w:t>
+        <w:t>Figure 3</w:t>
       </w:r>
       <w:r>
         <w:rPr>
@@ -7992,7 +8167,7 @@
         <w:t>ied in the Simulation Mode by monitoring packets arriving at the IT department server. The OSI Model view confirms UDP communication at Layer 4 using source port 50000 and destination port 53, while Layer 3 displays the source and destination IP addresses.</w:t>
       </w:r>
     </w:p>
-    <w:p xmlns:wp14="http://schemas.microsoft.com/office/word/2010/wordml" wp14:textId="1F10EBCD">
+    <w:p xmlns:wp14="http://schemas.microsoft.com/office/word/2010/wordml" wp14:textId="57D26741">
       <w:pPr>
         <w:pStyle w:val="138"/>
         <w:spacing w:before="120" w:after="60"/>
@@ -8010,8 +8185,8 @@
       </w:pPr>
       <w:r>
         <w:drawing>
-          <wp:inline xmlns:wp14="http://schemas.microsoft.com/office/word/2010/wordprocessingDrawing" wp14:editId="0F81AB3D" wp14:anchorId="02601C6A">
-            <wp:extent cx="1284481" cy="1886994"/>
+          <wp:inline xmlns:wp14="http://schemas.microsoft.com/office/word/2010/wordprocessingDrawing" wp14:editId="63E641D0" wp14:anchorId="02601C6A">
+            <wp:extent cx="2086187" cy="1603380"/>
             <wp:effectExtent l="0" t="0" r="0" b="0"/>
             <wp:docPr id="659808810" name="drawing"/>
             <wp:cNvGraphicFramePr>
@@ -8028,13 +8203,13 @@
                   </pic:nvPicPr>
                   <pic:blipFill rotWithShape="1">
                     <a:blip xmlns:r="http://schemas.openxmlformats.org/officeDocument/2006/relationships" r:embed="rId14"/>
-                    <a:srcRect l="25233" t="0" r="24610" b="0"/>
+                    <a:srcRect l="24770" t="0" r="43596" b="54620"/>
                     <a:stretch/>
                   </pic:blipFill>
                   <pic:spPr bwMode="auto">
                     <a:xfrm rot="0">
                       <a:off x="0" y="0"/>
-                      <a:ext cx="1284481" cy="1886994"/>
+                      <a:ext cx="2086187" cy="1603380"/>
                     </a:xfrm>
                     <a:prstGeom prst="rect">
                       <a:avLst/>
@@ -8048,8 +8223,46 @@
       </w:r>
       <w:r>
         <w:drawing>
-          <wp:inline xmlns:wp14="http://schemas.microsoft.com/office/word/2010/wordprocessingDrawing" wp14:editId="6EF3A9B9" wp14:anchorId="5283C80B">
-            <wp:extent cx="1380761" cy="1880585"/>
+          <wp:inline xmlns:wp14="http://schemas.microsoft.com/office/word/2010/wordprocessingDrawing" wp14:editId="4FD077DB" wp14:anchorId="34921CC9">
+            <wp:extent cx="1772768" cy="1581463"/>
+            <wp:effectExtent l="0" t="0" r="0" b="0"/>
+            <wp:docPr id="213549806" name="drawing"/>
+            <wp:cNvGraphicFramePr>
+              <a:graphicFrameLocks noChangeAspect="1"/>
+            </wp:cNvGraphicFramePr>
+            <a:graphic>
+              <a:graphicData xmlns:a="http://schemas.openxmlformats.org/drawingml/2006/main" uri="http://schemas.openxmlformats.org/drawingml/2006/picture">
+                <pic:pic xmlns:pic="http://schemas.openxmlformats.org/drawingml/2006/picture">
+                  <pic:nvPicPr>
+                    <pic:cNvPr id="0" name="" descr=""/>
+                    <pic:cNvPicPr>
+                      <a:picLocks noChangeAspect="1"/>
+                    </pic:cNvPicPr>
+                  </pic:nvPicPr>
+                  <pic:blipFill rotWithShape="1">
+                    <a:blip xmlns:r="http://schemas.openxmlformats.org/officeDocument/2006/relationships" r:embed="rId14"/>
+                    <a:srcRect l="24770" t="44893" r="43596" b="0"/>
+                    <a:stretch/>
+                  </pic:blipFill>
+                  <pic:spPr bwMode="auto">
+                    <a:xfrm rot="0">
+                      <a:off x="0" y="0"/>
+                      <a:ext cx="1772768" cy="1581463"/>
+                    </a:xfrm>
+                    <a:prstGeom prst="rect">
+                      <a:avLst/>
+                    </a:prstGeom>
+                  </pic:spPr>
+                </pic:pic>
+              </a:graphicData>
+            </a:graphic>
+          </wp:inline>
+        </w:drawing>
+      </w:r>
+      <w:r>
+        <w:drawing>
+          <wp:inline xmlns:wp14="http://schemas.microsoft.com/office/word/2010/wordprocessingDrawing" wp14:editId="64D0EDDA" wp14:anchorId="5283C80B">
+            <wp:extent cx="2168188" cy="1627237"/>
             <wp:effectExtent l="0" t="0" r="0" b="0"/>
             <wp:docPr id="751357230" name="drawing"/>
             <wp:cNvGraphicFramePr>
@@ -8066,127 +8279,13 @@
                   </pic:nvPicPr>
                   <pic:blipFill rotWithShape="1">
                     <a:blip xmlns:r="http://schemas.openxmlformats.org/officeDocument/2006/relationships" r:embed="rId15"/>
-                    <a:srcRect l="25357" t="0" r="24821" b="0"/>
+                    <a:srcRect l="25326" t="7636" r="32847" b="31056"/>
                     <a:stretch/>
                   </pic:blipFill>
                   <pic:spPr bwMode="auto">
                     <a:xfrm rot="0">
                       <a:off x="0" y="0"/>
-                      <a:ext cx="1380761" cy="1880585"/>
-                    </a:xfrm>
-                    <a:prstGeom prst="rect">
-                      <a:avLst/>
-                    </a:prstGeom>
-                  </pic:spPr>
-                </pic:pic>
-              </a:graphicData>
-            </a:graphic>
-          </wp:inline>
-        </w:drawing>
-      </w:r>
-      <w:r>
-        <w:drawing>
-          <wp:inline xmlns:wp14="http://schemas.microsoft.com/office/word/2010/wordprocessingDrawing" wp14:editId="1401A29C" wp14:anchorId="6408B74E">
-            <wp:extent cx="972145" cy="1866231"/>
-            <wp:effectExtent l="0" t="0" r="0" b="0"/>
-            <wp:docPr id="1044640578" name="drawing"/>
-            <wp:cNvGraphicFramePr>
-              <a:graphicFrameLocks noChangeAspect="1"/>
-            </wp:cNvGraphicFramePr>
-            <a:graphic>
-              <a:graphicData xmlns:a="http://schemas.openxmlformats.org/drawingml/2006/main" uri="http://schemas.openxmlformats.org/drawingml/2006/picture">
-                <pic:pic xmlns:pic="http://schemas.openxmlformats.org/drawingml/2006/picture">
-                  <pic:nvPicPr>
-                    <pic:cNvPr id="0" name="" descr=""/>
-                    <pic:cNvPicPr>
-                      <a:picLocks noChangeAspect="1"/>
-                    </pic:cNvPicPr>
-                  </pic:nvPicPr>
-                  <pic:blipFill rotWithShape="1">
-                    <a:blip xmlns:r="http://schemas.openxmlformats.org/officeDocument/2006/relationships" r:embed="rId16"/>
-                    <a:srcRect l="39270" t="16562" r="38645" b="19843"/>
-                    <a:stretch/>
-                  </pic:blipFill>
-                  <pic:spPr bwMode="auto">
-                    <a:xfrm rot="0">
-                      <a:off x="0" y="0"/>
-                      <a:ext cx="972145" cy="1866231"/>
-                    </a:xfrm>
-                    <a:prstGeom prst="rect">
-                      <a:avLst/>
-                    </a:prstGeom>
-                  </pic:spPr>
-                </pic:pic>
-              </a:graphicData>
-            </a:graphic>
-          </wp:inline>
-        </w:drawing>
-      </w:r>
-      <w:r>
-        <w:drawing>
-          <wp:inline xmlns:wp14="http://schemas.microsoft.com/office/word/2010/wordprocessingDrawing" wp14:editId="1929164D" wp14:anchorId="69C535B6">
-            <wp:extent cx="1482512" cy="1856745"/>
-            <wp:effectExtent l="0" t="0" r="0" b="0"/>
-            <wp:docPr id="1024756951" name="drawing"/>
-            <wp:cNvGraphicFramePr>
-              <a:graphicFrameLocks noChangeAspect="1"/>
-            </wp:cNvGraphicFramePr>
-            <a:graphic>
-              <a:graphicData xmlns:a="http://schemas.openxmlformats.org/drawingml/2006/main" uri="http://schemas.openxmlformats.org/drawingml/2006/picture">
-                <pic:pic xmlns:pic="http://schemas.openxmlformats.org/drawingml/2006/picture">
-                  <pic:nvPicPr>
-                    <pic:cNvPr id="0" name="" descr=""/>
-                    <pic:cNvPicPr>
-                      <a:picLocks noChangeAspect="1"/>
-                    </pic:cNvPicPr>
-                  </pic:nvPicPr>
-                  <pic:blipFill rotWithShape="1">
-                    <a:blip xmlns:r="http://schemas.openxmlformats.org/officeDocument/2006/relationships" r:embed="rId17"/>
-                    <a:srcRect l="34375" t="18259" r="33611" b="21598"/>
-                    <a:stretch/>
-                  </pic:blipFill>
-                  <pic:spPr bwMode="auto">
-                    <a:xfrm rot="0">
-                      <a:off x="0" y="0"/>
-                      <a:ext cx="1482512" cy="1856745"/>
-                    </a:xfrm>
-                    <a:prstGeom prst="rect">
-                      <a:avLst/>
-                    </a:prstGeom>
-                  </pic:spPr>
-                </pic:pic>
-              </a:graphicData>
-            </a:graphic>
-          </wp:inline>
-        </w:drawing>
-      </w:r>
-      <w:r>
-        <w:drawing>
-          <wp:inline xmlns:wp14="http://schemas.microsoft.com/office/word/2010/wordprocessingDrawing" wp14:editId="7946B180" wp14:anchorId="59E1D7B5">
-            <wp:extent cx="1160649" cy="1874107"/>
-            <wp:effectExtent l="0" t="0" r="0" b="0"/>
-            <wp:docPr id="1707792248" name="drawing"/>
-            <wp:cNvGraphicFramePr>
-              <a:graphicFrameLocks noChangeAspect="1"/>
-            </wp:cNvGraphicFramePr>
-            <a:graphic>
-              <a:graphicData xmlns:a="http://schemas.openxmlformats.org/drawingml/2006/main" uri="http://schemas.openxmlformats.org/drawingml/2006/picture">
-                <pic:pic xmlns:pic="http://schemas.openxmlformats.org/drawingml/2006/picture">
-                  <pic:nvPicPr>
-                    <pic:cNvPr id="0" name="" descr=""/>
-                    <pic:cNvPicPr>
-                      <a:picLocks noChangeAspect="1"/>
-                    </pic:cNvPicPr>
-                  </pic:nvPicPr>
-                  <pic:blipFill rotWithShape="1">
-                    <a:blip xmlns:r="http://schemas.openxmlformats.org/officeDocument/2006/relationships" r:embed="rId17"/>
-                    <a:srcRect l="69722" t="14166" r="0" b="12499"/>
-                    <a:stretch/>
-                  </pic:blipFill>
-                  <pic:spPr bwMode="auto">
-                    <a:xfrm rot="0">
-                      <a:off x="0" y="0"/>
-                      <a:ext cx="1160649" cy="1874107"/>
+                      <a:ext cx="2168188" cy="1627237"/>
                     </a:xfrm>
                     <a:prstGeom prst="rect">
                       <a:avLst/>
@@ -8199,12 +8298,21 @@
         </w:drawing>
       </w:r>
     </w:p>
-    <w:p xmlns:wp14="http://schemas.microsoft.com/office/word/2010/wordml" wp14:textId="3DFB9821">
+    <w:p xmlns:wp14="http://schemas.microsoft.com/office/word/2010/wordml" wp14:textId="5F83B559">
       <w:pPr>
         <w:pStyle w:val="138"/>
         <w:spacing w:before="120" w:after="60"/>
         <w:ind/>
         <w:jc w:val="center"/>
+        <w:rPr>
+          <w:rFonts w:ascii="Arial" w:hAnsi="Arial" w:eastAsia="Arial" w:cs="Arial"/>
+          <w:i w:val="1"/>
+          <w:iCs w:val="1"/>
+          <w:color w:val="2E75B6"/>
+          <w:sz w:val="18"/>
+          <w:szCs w:val="18"/>
+          <w:lang w:val="en-GB"/>
+        </w:rPr>
       </w:pPr>
       <w:r>
         <w:rPr>
@@ -8216,7 +8324,7 @@
           <w:szCs w:val="18"/>
           <w:lang w:val="en-GB"/>
         </w:rPr>
-        <w:t>Figure 4[left most image</w:t>
+        <w:t>Figure 4[left and middle images</w:t>
       </w:r>
       <w:r>
         <w:rPr>
@@ -8240,33 +8348,9 @@
           <w:szCs w:val="18"/>
           <w:lang w:val="en-GB"/>
         </w:rPr>
-        <w:t xml:space="preserve"> Sales Server HTTP Service Configuration / Figure 5[</w:t>
+        <w:t xml:space="preserve"> Sales Server HTTP Service Configuration / Figure 5[right image]: Sales Department Web Application (accessed from IT_PC1 via </w:t>
       </w:r>
-      <w:r>
-        <w:rPr>
-          <w:rFonts w:ascii="Arial" w:hAnsi="Arial" w:eastAsia="Arial" w:cs="Arial"/>
-          <w:i w:val="1"/>
-          <w:iCs w:val="1"/>
-          <w:color w:val="2E75B6"/>
-          <w:sz w:val="18"/>
-          <w:szCs w:val="18"/>
-          <w:lang w:val="en-GB"/>
-        </w:rPr>
-        <w:t xml:space="preserve">left </w:t>
-      </w:r>
-      <w:r>
-        <w:rPr>
-          <w:rFonts w:ascii="Arial" w:hAnsi="Arial" w:eastAsia="Arial" w:cs="Arial"/>
-          <w:i w:val="1"/>
-          <w:iCs w:val="1"/>
-          <w:color w:val="2E75B6"/>
-          <w:sz w:val="18"/>
-          <w:szCs w:val="18"/>
-          <w:lang w:val="en-GB"/>
-        </w:rPr>
-        <w:t xml:space="preserve">image]: Sales Department Web Application (accessed from IT_PC1 via </w:t>
-      </w:r>
-      <w:hyperlink r:id="R5b801330bc8e404b">
+      <w:hyperlink r:id="Ref132f29df33465d">
         <w:r>
           <w:rPr>
             <w:rStyle w:val="737"/>
@@ -8291,8 +8375,147 @@
           <w:szCs w:val="18"/>
           <w:lang w:val="en-GB"/>
         </w:rPr>
-        <w:t xml:space="preserve">) / </w:t>
+        <w:t>)</w:t>
       </w:r>
+    </w:p>
+    <w:p xmlns:wp14="http://schemas.microsoft.com/office/word/2010/wordml" wp14:textId="3915EA33">
+      <w:pPr>
+        <w:pStyle w:val="138"/>
+        <w:spacing w:before="120" w:after="60"/>
+        <w:ind/>
+        <w:jc w:val="center"/>
+        <w:rPr>
+          <w:rFonts w:ascii="Arial" w:hAnsi="Arial" w:eastAsia="Arial" w:cs="Arial"/>
+          <w:i w:val="1"/>
+          <w:iCs w:val="1"/>
+          <w:color w:val="2E75B6"/>
+          <w:sz w:val="18"/>
+          <w:szCs w:val="18"/>
+          <w:lang w:val="en-GB"/>
+        </w:rPr>
+      </w:pPr>
+      <w:r>
+        <w:drawing>
+          <wp:inline xmlns:wp14="http://schemas.microsoft.com/office/word/2010/wordprocessingDrawing" wp14:editId="66986D4D" wp14:anchorId="6408B74E">
+            <wp:extent cx="1378794" cy="1866231"/>
+            <wp:effectExtent l="0" t="0" r="0" b="0"/>
+            <wp:docPr id="1044640578" name="drawing"/>
+            <wp:cNvGraphicFramePr>
+              <a:graphicFrameLocks noChangeAspect="1"/>
+            </wp:cNvGraphicFramePr>
+            <a:graphic>
+              <a:graphicData xmlns:a="http://schemas.openxmlformats.org/drawingml/2006/main" uri="http://schemas.openxmlformats.org/drawingml/2006/picture">
+                <pic:pic xmlns:pic="http://schemas.openxmlformats.org/drawingml/2006/picture">
+                  <pic:nvPicPr>
+                    <pic:cNvPr id="0" name="" descr=""/>
+                    <pic:cNvPicPr>
+                      <a:picLocks noChangeAspect="1"/>
+                    </pic:cNvPicPr>
+                  </pic:nvPicPr>
+                  <pic:blipFill rotWithShape="1">
+                    <a:blip xmlns:r="http://schemas.openxmlformats.org/officeDocument/2006/relationships" r:embed="rId16"/>
+                    <a:srcRect l="39270" t="16562" r="38645" b="19843"/>
+                    <a:stretch/>
+                  </pic:blipFill>
+                  <pic:spPr bwMode="auto">
+                    <a:xfrm rot="0">
+                      <a:off x="0" y="0"/>
+                      <a:ext cx="1378794" cy="1866231"/>
+                    </a:xfrm>
+                    <a:prstGeom prst="rect">
+                      <a:avLst/>
+                    </a:prstGeom>
+                  </pic:spPr>
+                </pic:pic>
+              </a:graphicData>
+            </a:graphic>
+          </wp:inline>
+        </w:drawing>
+      </w:r>
+      <w:r>
+        <w:drawing>
+          <wp:inline xmlns:wp14="http://schemas.microsoft.com/office/word/2010/wordprocessingDrawing" wp14:editId="7A53D6C8" wp14:anchorId="69C535B6">
+            <wp:extent cx="1673804" cy="1856745"/>
+            <wp:effectExtent l="0" t="0" r="0" b="0"/>
+            <wp:docPr id="1024756951" name="drawing"/>
+            <wp:cNvGraphicFramePr>
+              <a:graphicFrameLocks noChangeAspect="1"/>
+            </wp:cNvGraphicFramePr>
+            <a:graphic>
+              <a:graphicData xmlns:a="http://schemas.openxmlformats.org/drawingml/2006/main" uri="http://schemas.openxmlformats.org/drawingml/2006/picture">
+                <pic:pic xmlns:pic="http://schemas.openxmlformats.org/drawingml/2006/picture">
+                  <pic:nvPicPr>
+                    <pic:cNvPr id="0" name="" descr=""/>
+                    <pic:cNvPicPr>
+                      <a:picLocks noChangeAspect="1"/>
+                    </pic:cNvPicPr>
+                  </pic:nvPicPr>
+                  <pic:blipFill rotWithShape="1">
+                    <a:blip xmlns:r="http://schemas.openxmlformats.org/officeDocument/2006/relationships" r:embed="rId17"/>
+                    <a:srcRect l="34375" t="18259" r="33611" b="21598"/>
+                    <a:stretch/>
+                  </pic:blipFill>
+                  <pic:spPr bwMode="auto">
+                    <a:xfrm rot="0">
+                      <a:off x="0" y="0"/>
+                      <a:ext cx="1673804" cy="1856745"/>
+                    </a:xfrm>
+                    <a:prstGeom prst="rect">
+                      <a:avLst/>
+                    </a:prstGeom>
+                  </pic:spPr>
+                </pic:pic>
+              </a:graphicData>
+            </a:graphic>
+          </wp:inline>
+        </w:drawing>
+      </w:r>
+      <w:r>
+        <w:drawing>
+          <wp:inline xmlns:wp14="http://schemas.microsoft.com/office/word/2010/wordprocessingDrawing" wp14:editId="5CB73AA1" wp14:anchorId="59E1D7B5">
+            <wp:extent cx="1601887" cy="1874107"/>
+            <wp:effectExtent l="0" t="0" r="0" b="0"/>
+            <wp:docPr id="1707792248" name="drawing"/>
+            <wp:cNvGraphicFramePr>
+              <a:graphicFrameLocks noChangeAspect="1"/>
+            </wp:cNvGraphicFramePr>
+            <a:graphic>
+              <a:graphicData xmlns:a="http://schemas.openxmlformats.org/drawingml/2006/main" uri="http://schemas.openxmlformats.org/drawingml/2006/picture">
+                <pic:pic xmlns:pic="http://schemas.openxmlformats.org/drawingml/2006/picture">
+                  <pic:nvPicPr>
+                    <pic:cNvPr id="0" name="" descr=""/>
+                    <pic:cNvPicPr>
+                      <a:picLocks noChangeAspect="1"/>
+                    </pic:cNvPicPr>
+                  </pic:nvPicPr>
+                  <pic:blipFill rotWithShape="1">
+                    <a:blip xmlns:r="http://schemas.openxmlformats.org/officeDocument/2006/relationships" r:embed="rId17"/>
+                    <a:srcRect l="69722" t="14166" r="0" b="12499"/>
+                    <a:stretch/>
+                  </pic:blipFill>
+                  <pic:spPr bwMode="auto">
+                    <a:xfrm rot="0">
+                      <a:off x="0" y="0"/>
+                      <a:ext cx="1601887" cy="1874107"/>
+                    </a:xfrm>
+                    <a:prstGeom prst="rect">
+                      <a:avLst/>
+                    </a:prstGeom>
+                  </pic:spPr>
+                </pic:pic>
+              </a:graphicData>
+            </a:graphic>
+          </wp:inline>
+        </w:drawing>
+      </w:r>
+    </w:p>
+    <w:p xmlns:wp14="http://schemas.microsoft.com/office/word/2010/wordml" wp14:textId="1FE563E0">
+      <w:pPr>
+        <w:pStyle w:val="138"/>
+        <w:spacing w:before="120" w:after="60"/>
+        <w:ind/>
+        <w:jc w:val="center"/>
+      </w:pPr>
       <w:r>
         <w:rPr>
           <w:rFonts w:ascii="Arial" w:hAnsi="Arial" w:eastAsia="Arial" w:cs="Arial"/>
@@ -8315,7 +8538,7 @@
           <w:szCs w:val="18"/>
           <w:lang w:val="en-GB"/>
         </w:rPr>
-        <w:t>middle</w:t>
+        <w:t xml:space="preserve">left </w:t>
       </w:r>
       <w:r>
         <w:rPr>
@@ -8327,13 +8550,37 @@
           <w:szCs w:val="18"/>
           <w:lang w:val="en-GB"/>
         </w:rPr>
-        <w:t xml:space="preserve"> image]: IT Server UDP Service Configuration / Figure 7[right </w:t>
+        <w:t>image]: IT Server UDP Service Configuration / Figure 7[</w:t>
       </w:r>
       <w:r>
         <w:rPr>
           <w:rFonts w:ascii="Arial" w:hAnsi="Arial" w:eastAsia="Arial" w:cs="Arial"/>
-          <w:b w:val="1"/>
-          <w:bCs w:val="1"/>
+          <w:i w:val="1"/>
+          <w:iCs w:val="1"/>
+          <w:color w:val="2E75B6"/>
+          <w:sz w:val="18"/>
+          <w:szCs w:val="18"/>
+          <w:lang w:val="en-GB"/>
+        </w:rPr>
+        <w:t xml:space="preserve">middle and </w:t>
+      </w:r>
+      <w:r>
+        <w:rPr>
+          <w:rFonts w:ascii="Arial" w:hAnsi="Arial" w:eastAsia="Arial" w:cs="Arial"/>
+          <w:i w:val="1"/>
+          <w:iCs w:val="1"/>
+          <w:color w:val="2E75B6"/>
+          <w:sz w:val="18"/>
+          <w:szCs w:val="18"/>
+          <w:lang w:val="en-GB"/>
+        </w:rPr>
+        <w:t xml:space="preserve">right </w:t>
+      </w:r>
+      <w:r>
+        <w:rPr>
+          <w:rFonts w:ascii="Arial" w:hAnsi="Arial" w:eastAsia="Arial" w:cs="Arial"/>
+          <w:b w:val="0"/>
+          <w:bCs w:val="0"/>
           <w:i w:val="1"/>
           <w:iCs w:val="1"/>
           <w:color w:val="2E75B6"/>
@@ -8346,8 +8593,8 @@
       <w:r>
         <w:rPr>
           <w:rFonts w:ascii="Arial" w:hAnsi="Arial" w:eastAsia="Arial" w:cs="Arial"/>
-          <w:b w:val="1"/>
-          <w:bCs w:val="1"/>
+          <w:b w:val="0"/>
+          <w:bCs w:val="0"/>
           <w:i w:val="1"/>
           <w:iCs w:val="1"/>
           <w:color w:val="2E75B6"/>
@@ -8567,7 +8814,7 @@
         <w:t>shows DNS at Layer 7, UDP port 53 at Layer 4, source/destination IPs at Layer 3, and Ethernet MAC addressing at Layer 2</w:t>
       </w:r>
     </w:p>
-    <w:p xmlns:wp14="http://schemas.microsoft.com/office/word/2010/wordml" wp14:textId="231153F8">
+    <w:p xmlns:wp14="http://schemas.microsoft.com/office/word/2010/wordml" wp14:textId="2857890A">
       <w:pPr>
         <w:pStyle w:val="138"/>
         <w:spacing w:before="120" w:after="60"/>
@@ -8576,8 +8823,8 @@
       </w:pPr>
       <w:r>
         <w:drawing>
-          <wp:inline xmlns:wp14="http://schemas.microsoft.com/office/word/2010/wordprocessingDrawing" wp14:editId="6516CB9B" wp14:anchorId="138D0FC9">
-            <wp:extent cx="1500161" cy="1707037"/>
+          <wp:inline xmlns:wp14="http://schemas.microsoft.com/office/word/2010/wordprocessingDrawing" wp14:editId="62CB9CE5" wp14:anchorId="138D0FC9">
+            <wp:extent cx="3306302" cy="1027638"/>
             <wp:effectExtent l="0" t="0" r="0" b="0"/>
             <wp:docPr id="8" name="drawing"/>
             <wp:cNvGraphicFramePr>
@@ -8594,13 +8841,13 @@
                   </pic:nvPicPr>
                   <pic:blipFill rotWithShape="1">
                     <a:blip xmlns:r="http://schemas.openxmlformats.org/officeDocument/2006/relationships" r:embed="rId18"/>
-                    <a:srcRect l="25358" t="0" r="25119" b="3030"/>
+                    <a:srcRect l="25234" t="0" r="24919" b="60493"/>
                     <a:stretch/>
                   </pic:blipFill>
                   <pic:spPr bwMode="auto">
                     <a:xfrm rot="0">
                       <a:off x="0" y="0"/>
-                      <a:ext cx="1500161" cy="1707037"/>
+                      <a:ext cx="3306302" cy="1027638"/>
                     </a:xfrm>
                     <a:prstGeom prst="rect">
                       <a:avLst/>
@@ -8614,8 +8861,8 @@
       </w:r>
       <w:r>
         <w:drawing>
-          <wp:inline xmlns:wp14="http://schemas.microsoft.com/office/word/2010/wordprocessingDrawing" wp14:editId="1D18B549" wp14:anchorId="46245E6A">
-            <wp:extent cx="1435409" cy="1706544"/>
+          <wp:inline xmlns:wp14="http://schemas.microsoft.com/office/word/2010/wordprocessingDrawing" wp14:editId="4C6B097D" wp14:anchorId="46245E6A">
+            <wp:extent cx="1687480" cy="1037526"/>
             <wp:effectExtent l="0" t="0" r="0" b="0"/>
             <wp:docPr id="112952036" name="drawing"/>
             <wp:cNvGraphicFramePr>
@@ -8632,13 +8879,13 @@
                   </pic:nvPicPr>
                   <pic:blipFill rotWithShape="1">
                     <a:blip xmlns:r="http://schemas.openxmlformats.org/officeDocument/2006/relationships" r:embed="rId19"/>
-                    <a:srcRect l="25119" t="0" r="24641" b="2727"/>
+                    <a:srcRect l="24785" t="0" r="46460" b="61199"/>
                     <a:stretch/>
                   </pic:blipFill>
                   <pic:spPr bwMode="auto">
                     <a:xfrm rot="0">
                       <a:off x="0" y="0"/>
-                      <a:ext cx="1435409" cy="1706544"/>
+                      <a:ext cx="1687480" cy="1037526"/>
                     </a:xfrm>
                     <a:prstGeom prst="rect">
                       <a:avLst/>
@@ -8650,140 +8897,23 @@
           </wp:inline>
         </w:drawing>
       </w:r>
-      <w:r>
-        <w:drawing>
-          <wp:inline xmlns:wp14="http://schemas.microsoft.com/office/word/2010/wordprocessingDrawing" wp14:editId="57B24231" wp14:anchorId="16AFA02E">
-            <wp:extent cx="1473323" cy="1688984"/>
-            <wp:effectExtent l="0" t="0" r="0" b="0"/>
-            <wp:docPr id="37894945" name="drawing"/>
-            <wp:cNvGraphicFramePr>
-              <a:graphicFrameLocks noChangeAspect="1"/>
-            </wp:cNvGraphicFramePr>
-            <a:graphic>
-              <a:graphicData xmlns:a="http://schemas.openxmlformats.org/drawingml/2006/main" uri="http://schemas.openxmlformats.org/drawingml/2006/picture">
-                <pic:pic xmlns:pic="http://schemas.openxmlformats.org/drawingml/2006/picture">
-                  <pic:nvPicPr>
-                    <pic:cNvPr id="0" name="" descr=""/>
-                    <pic:cNvPicPr>
-                      <a:picLocks noChangeAspect="1"/>
-                    </pic:cNvPicPr>
-                  </pic:nvPicPr>
-                  <pic:blipFill rotWithShape="1">
-                    <a:blip xmlns:r="http://schemas.openxmlformats.org/officeDocument/2006/relationships" r:embed="rId20"/>
-                    <a:srcRect l="25240" t="0" r="25112" b="1669"/>
-                    <a:stretch/>
-                  </pic:blipFill>
-                  <pic:spPr bwMode="auto">
-                    <a:xfrm rot="0">
-                      <a:off x="0" y="0"/>
-                      <a:ext cx="1473323" cy="1688984"/>
-                    </a:xfrm>
-                    <a:prstGeom prst="rect">
-                      <a:avLst/>
-                    </a:prstGeom>
-                  </pic:spPr>
-                </pic:pic>
-              </a:graphicData>
-            </a:graphic>
-          </wp:inline>
-        </w:drawing>
-      </w:r>
-      <w:r>
-        <w:drawing>
-          <wp:inline xmlns:wp14="http://schemas.microsoft.com/office/word/2010/wordprocessingDrawing" wp14:editId="41959EF4" wp14:anchorId="1BB6B91F">
-            <wp:extent cx="1187051" cy="1707273"/>
-            <wp:effectExtent l="0" t="0" r="0" b="0"/>
-            <wp:docPr id="2075599844" name="drawing"/>
-            <wp:cNvGraphicFramePr>
-              <a:graphicFrameLocks noChangeAspect="1"/>
-            </wp:cNvGraphicFramePr>
-            <a:graphic>
-              <a:graphicData xmlns:a="http://schemas.openxmlformats.org/drawingml/2006/main" uri="http://schemas.openxmlformats.org/drawingml/2006/picture">
-                <pic:pic xmlns:pic="http://schemas.openxmlformats.org/drawingml/2006/picture">
-                  <pic:nvPicPr>
-                    <pic:cNvPr id="0" name="" descr=""/>
-                    <pic:cNvPicPr>
-                      <a:picLocks noChangeAspect="1"/>
-                    </pic:cNvPicPr>
-                  </pic:nvPicPr>
-                  <pic:blipFill rotWithShape="1">
-                    <a:blip xmlns:r="http://schemas.openxmlformats.org/officeDocument/2006/relationships" r:embed="rId21"/>
-                    <a:srcRect l="34615" t="17631" r="34230" b="21052"/>
-                    <a:stretch/>
-                  </pic:blipFill>
-                  <pic:spPr bwMode="auto">
-                    <a:xfrm rot="0">
-                      <a:off x="0" y="0"/>
-                      <a:ext cx="1187051" cy="1707273"/>
-                    </a:xfrm>
-                    <a:prstGeom prst="rect">
-                      <a:avLst/>
-                    </a:prstGeom>
-                  </pic:spPr>
-                </pic:pic>
-              </a:graphicData>
-            </a:graphic>
-          </wp:inline>
-        </w:drawing>
-      </w:r>
-      <w:r>
-        <w:drawing>
-          <wp:inline xmlns:wp14="http://schemas.microsoft.com/office/word/2010/wordprocessingDrawing" wp14:editId="15AD561A" wp14:anchorId="646CE604">
-            <wp:extent cx="729263" cy="1688497"/>
-            <wp:effectExtent l="0" t="0" r="0" b="0"/>
-            <wp:docPr id="1114855802" name="drawing"/>
-            <wp:cNvGraphicFramePr>
-              <a:graphicFrameLocks noChangeAspect="1"/>
-            </wp:cNvGraphicFramePr>
-            <a:graphic>
-              <a:graphicData xmlns:a="http://schemas.openxmlformats.org/drawingml/2006/main" uri="http://schemas.openxmlformats.org/drawingml/2006/picture">
-                <pic:pic xmlns:pic="http://schemas.openxmlformats.org/drawingml/2006/picture">
-                  <pic:nvPicPr>
-                    <pic:cNvPr id="0" name="" descr=""/>
-                    <pic:cNvPicPr>
-                      <a:picLocks noChangeAspect="1"/>
-                    </pic:cNvPicPr>
-                  </pic:nvPicPr>
-                  <pic:blipFill rotWithShape="1">
-                    <a:blip xmlns:r="http://schemas.openxmlformats.org/officeDocument/2006/relationships" r:embed="rId21"/>
-                    <a:srcRect l="78173" t="10789" r="0" b="10263"/>
-                    <a:stretch/>
-                  </pic:blipFill>
-                  <pic:spPr bwMode="auto">
-                    <a:xfrm rot="0">
-                      <a:off x="0" y="0"/>
-                      <a:ext cx="729263" cy="1688497"/>
-                    </a:xfrm>
-                    <a:prstGeom prst="rect">
-                      <a:avLst/>
-                    </a:prstGeom>
-                  </pic:spPr>
-                </pic:pic>
-              </a:graphicData>
-            </a:graphic>
-          </wp:inline>
-        </w:drawing>
-      </w:r>
-      <w:r/>
     </w:p>
-    <w:p xmlns:wp14="http://schemas.microsoft.com/office/word/2010/wordml" wp14:textId="4EF445D3">
-      <w:pPr>
-        <w:spacing w:before="0" w:after="120"/>
+    <w:p xmlns:wp14="http://schemas.microsoft.com/office/word/2010/wordml" wp14:textId="3D0B0CF0">
+      <w:pPr>
+        <w:pStyle w:val="138"/>
+        <w:spacing w:before="120" w:after="60"/>
         <w:ind/>
         <w:jc w:val="center"/>
-      </w:pPr>
-      <w:r>
         <w:rPr>
           <w:rFonts w:ascii="Arial" w:hAnsi="Arial" w:eastAsia="Arial" w:cs="Arial"/>
           <w:i w:val="1"/>
           <w:iCs w:val="1"/>
-          <w:color w:val="2e75b6"/>
+          <w:color w:val="2E75B6"/>
           <w:sz w:val="18"/>
           <w:szCs w:val="18"/>
           <w:lang w:val="en-GB"/>
         </w:rPr>
-        <w:t xml:space="preserve">Figure 8</w:t>
-      </w:r>
+      </w:pPr>
       <w:r>
         <w:rPr>
           <w:rFonts w:ascii="Arial" w:hAnsi="Arial" w:eastAsia="Arial" w:cs="Arial"/>
@@ -8794,19 +8924,7 @@
           <w:szCs w:val="18"/>
           <w:lang w:val="en-GB"/>
         </w:rPr>
-        <w:t>[left most</w:t>
-      </w:r>
-      <w:r>
-        <w:rPr>
-          <w:rFonts w:ascii="Arial" w:hAnsi="Arial" w:eastAsia="Arial" w:cs="Arial"/>
-          <w:i w:val="1"/>
-          <w:iCs w:val="1"/>
-          <w:color w:val="2E75B6"/>
-          <w:sz w:val="18"/>
-          <w:szCs w:val="18"/>
-          <w:lang w:val="en-GB"/>
-        </w:rPr>
-        <w:t xml:space="preserve"> image</w:t>
+        <w:t>Figure 8[left image</w:t>
       </w:r>
       <w:r>
         <w:rPr>
@@ -8854,7 +8972,149 @@
           <w:szCs w:val="18"/>
           <w:lang w:val="en-GB"/>
         </w:rPr>
-        <w:t>Figure 9</w:t>
+        <w:t>Figure 9[right image]: Client DNS Query from Marketing PC</w:t>
+      </w:r>
+    </w:p>
+    <w:p xmlns:wp14="http://schemas.microsoft.com/office/word/2010/wordml" wp14:textId="1999EDE6">
+      <w:pPr>
+        <w:pStyle w:val="138"/>
+        <w:spacing w:before="120" w:after="60"/>
+        <w:ind/>
+        <w:jc w:val="center"/>
+      </w:pPr>
+      <w:r>
+        <w:drawing>
+          <wp:inline xmlns:wp14="http://schemas.microsoft.com/office/word/2010/wordprocessingDrawing" wp14:editId="427EC9A5" wp14:anchorId="16AFA02E">
+            <wp:extent cx="2216524" cy="1825837"/>
+            <wp:effectExtent l="0" t="0" r="0" b="0"/>
+            <wp:docPr id="37894945" name="drawing"/>
+            <wp:cNvGraphicFramePr>
+              <a:graphicFrameLocks noChangeAspect="1"/>
+            </wp:cNvGraphicFramePr>
+            <a:graphic>
+              <a:graphicData xmlns:a="http://schemas.openxmlformats.org/drawingml/2006/main" uri="http://schemas.openxmlformats.org/drawingml/2006/picture">
+                <pic:pic xmlns:pic="http://schemas.openxmlformats.org/drawingml/2006/picture">
+                  <pic:nvPicPr>
+                    <pic:cNvPr id="0" name="" descr=""/>
+                    <pic:cNvPicPr>
+                      <a:picLocks noChangeAspect="1"/>
+                    </pic:cNvPicPr>
+                  </pic:nvPicPr>
+                  <pic:blipFill rotWithShape="1">
+                    <a:blip xmlns:r="http://schemas.openxmlformats.org/officeDocument/2006/relationships" r:embed="rId20"/>
+                    <a:srcRect l="25146" t="0" r="32806" b="32353"/>
+                    <a:stretch/>
+                  </pic:blipFill>
+                  <pic:spPr bwMode="auto">
+                    <a:xfrm rot="0">
+                      <a:off x="0" y="0"/>
+                      <a:ext cx="2216524" cy="1825837"/>
+                    </a:xfrm>
+                    <a:prstGeom prst="rect">
+                      <a:avLst/>
+                    </a:prstGeom>
+                  </pic:spPr>
+                </pic:pic>
+              </a:graphicData>
+            </a:graphic>
+          </wp:inline>
+        </w:drawing>
+      </w:r>
+      <w:r>
+        <w:drawing>
+          <wp:inline xmlns:wp14="http://schemas.microsoft.com/office/word/2010/wordprocessingDrawing" wp14:editId="568AE868" wp14:anchorId="1BB6B91F">
+            <wp:extent cx="1849431" cy="1818476"/>
+            <wp:effectExtent l="0" t="0" r="0" b="0"/>
+            <wp:docPr id="2075599844" name="drawing"/>
+            <wp:cNvGraphicFramePr>
+              <a:graphicFrameLocks noChangeAspect="1"/>
+            </wp:cNvGraphicFramePr>
+            <a:graphic>
+              <a:graphicData xmlns:a="http://schemas.openxmlformats.org/drawingml/2006/main" uri="http://schemas.openxmlformats.org/drawingml/2006/picture">
+                <pic:pic xmlns:pic="http://schemas.openxmlformats.org/drawingml/2006/picture">
+                  <pic:nvPicPr>
+                    <pic:cNvPr id="0" name="" descr=""/>
+                    <pic:cNvPicPr>
+                      <a:picLocks noChangeAspect="1"/>
+                    </pic:cNvPicPr>
+                  </pic:nvPicPr>
+                  <pic:blipFill rotWithShape="1">
+                    <a:blip xmlns:r="http://schemas.openxmlformats.org/officeDocument/2006/relationships" r:embed="rId21"/>
+                    <a:srcRect l="34615" t="17631" r="34230" b="21052"/>
+                    <a:stretch/>
+                  </pic:blipFill>
+                  <pic:spPr bwMode="auto">
+                    <a:xfrm rot="0">
+                      <a:off x="0" y="0"/>
+                      <a:ext cx="1849431" cy="1818476"/>
+                    </a:xfrm>
+                    <a:prstGeom prst="rect">
+                      <a:avLst/>
+                    </a:prstGeom>
+                  </pic:spPr>
+                </pic:pic>
+              </a:graphicData>
+            </a:graphic>
+          </wp:inline>
+        </w:drawing>
+      </w:r>
+      <w:r>
+        <w:drawing>
+          <wp:inline xmlns:wp14="http://schemas.microsoft.com/office/word/2010/wordprocessingDrawing" wp14:editId="5B300999" wp14:anchorId="646CE604">
+            <wp:extent cx="1477036" cy="1849318"/>
+            <wp:effectExtent l="0" t="0" r="0" b="0"/>
+            <wp:docPr id="1114855802" name="drawing"/>
+            <wp:cNvGraphicFramePr>
+              <a:graphicFrameLocks noChangeAspect="1"/>
+            </wp:cNvGraphicFramePr>
+            <a:graphic>
+              <a:graphicData xmlns:a="http://schemas.openxmlformats.org/drawingml/2006/main" uri="http://schemas.openxmlformats.org/drawingml/2006/picture">
+                <pic:pic xmlns:pic="http://schemas.openxmlformats.org/drawingml/2006/picture">
+                  <pic:nvPicPr>
+                    <pic:cNvPr id="0" name="" descr=""/>
+                    <pic:cNvPicPr>
+                      <a:picLocks noChangeAspect="1"/>
+                    </pic:cNvPicPr>
+                  </pic:nvPicPr>
+                  <pic:blipFill rotWithShape="1">
+                    <a:blip xmlns:r="http://schemas.openxmlformats.org/officeDocument/2006/relationships" r:embed="rId21"/>
+                    <a:srcRect l="78173" t="10789" r="0" b="10263"/>
+                    <a:stretch/>
+                  </pic:blipFill>
+                  <pic:spPr bwMode="auto">
+                    <a:xfrm rot="0">
+                      <a:off x="0" y="0"/>
+                      <a:ext cx="1477036" cy="1849318"/>
+                    </a:xfrm>
+                    <a:prstGeom prst="rect">
+                      <a:avLst/>
+                    </a:prstGeom>
+                  </pic:spPr>
+                </pic:pic>
+              </a:graphicData>
+            </a:graphic>
+          </wp:inline>
+        </w:drawing>
+      </w:r>
+      <w:r/>
+    </w:p>
+    <w:p xmlns:wp14="http://schemas.microsoft.com/office/word/2010/wordml" wp14:textId="08F5D7F5">
+      <w:pPr>
+        <w:spacing w:before="0" w:after="120"/>
+        <w:ind/>
+        <w:jc w:val="center"/>
+      </w:pPr>
+      <w:r>
+        <w:rPr>
+          <w:rFonts w:ascii="Arial" w:hAnsi="Arial" w:eastAsia="Arial" w:cs="Arial"/>
+          <w:i w:val="1"/>
+          <w:iCs w:val="1"/>
+          <w:color w:val="2e75b6"/>
+          <w:sz w:val="18"/>
+          <w:szCs w:val="18"/>
+          <w:lang w:val="en-GB"/>
+        </w:rPr>
+        <w:t xml:space="preserve">Figure 10</w:t>
       </w:r>
       <w:r>
         <w:rPr>
@@ -8866,7 +9126,7 @@
           <w:szCs w:val="18"/>
           <w:lang w:val="en-GB"/>
         </w:rPr>
-        <w:t>[left image]</w:t>
+        <w:t>[</w:t>
       </w:r>
       <w:r>
         <w:rPr>
@@ -8878,7 +9138,7 @@
           <w:szCs w:val="18"/>
           <w:lang w:val="en-GB"/>
         </w:rPr>
-        <w:t>: Client DNS Query from Marketing PC</w:t>
+        <w:t xml:space="preserve">left </w:t>
       </w:r>
       <w:r>
         <w:rPr>
@@ -8890,31 +9150,7 @@
           <w:szCs w:val="18"/>
           <w:lang w:val="en-GB"/>
         </w:rPr>
-        <w:t xml:space="preserve"> / </w:t>
-      </w:r>
-      <w:r>
-        <w:rPr>
-          <w:rFonts w:ascii="Arial" w:hAnsi="Arial" w:eastAsia="Arial" w:cs="Arial"/>
-          <w:i w:val="1"/>
-          <w:iCs w:val="1"/>
-          <w:color w:val="2E75B6"/>
-          <w:sz w:val="18"/>
-          <w:szCs w:val="18"/>
-          <w:lang w:val="en-GB"/>
-        </w:rPr>
-        <w:t>Figure 10</w:t>
-      </w:r>
-      <w:r>
-        <w:rPr>
-          <w:rFonts w:ascii="Arial" w:hAnsi="Arial" w:eastAsia="Arial" w:cs="Arial"/>
-          <w:i w:val="1"/>
-          <w:iCs w:val="1"/>
-          <w:color w:val="2E75B6"/>
-          <w:sz w:val="18"/>
-          <w:szCs w:val="18"/>
-          <w:lang w:val="en-GB"/>
-        </w:rPr>
-        <w:t>[middle image]</w:t>
+        <w:t>image]</w:t>
       </w:r>
       <w:r>
         <w:rPr>
@@ -8950,7 +9186,31 @@
           <w:szCs w:val="18"/>
           <w:lang w:val="en-GB"/>
         </w:rPr>
-        <w:t>[right images]</w:t>
+        <w:t>[</w:t>
+      </w:r>
+      <w:r>
+        <w:rPr>
+          <w:rFonts w:ascii="Arial" w:hAnsi="Arial" w:eastAsia="Arial" w:cs="Arial"/>
+          <w:i w:val="1"/>
+          <w:iCs w:val="1"/>
+          <w:color w:val="2E75B6"/>
+          <w:sz w:val="18"/>
+          <w:szCs w:val="18"/>
+          <w:lang w:val="en-GB"/>
+        </w:rPr>
+        <w:t xml:space="preserve">middle and </w:t>
+      </w:r>
+      <w:r>
+        <w:rPr>
+          <w:rFonts w:ascii="Arial" w:hAnsi="Arial" w:eastAsia="Arial" w:cs="Arial"/>
+          <w:i w:val="1"/>
+          <w:iCs w:val="1"/>
+          <w:color w:val="2E75B6"/>
+          <w:sz w:val="18"/>
+          <w:szCs w:val="18"/>
+          <w:lang w:val="en-GB"/>
+        </w:rPr>
+        <w:t>right images]</w:t>
       </w:r>
       <w:r>
         <w:rPr>
